--- a/10moSemestre/Redaccion/TP3/TP3.Chanquia,Joaquin.docx
+++ b/10moSemestre/Redaccion/TP3/TP3.Chanquia,Joaquin.docx
@@ -617,7 +617,146 @@
         <w:rPr>
           <w:rFonts w:ascii="Times New Roman" w:hAnsi="Times New Roman"/>
         </w:rPr>
-        <w:t xml:space="preserve">A partir de la información recolectada para el enfoque individual, realizar una partición de algún objeto o concepto que se incluirá en el informe técnico. </w:t>
+        <w:t>El tema elegido para la partición es la extracción y procesamiento del mineral de litio de los salares.</w:t>
+      </w:r>
+    </w:p>
+    <w:p>
+      <w:pPr>
+        <w:pStyle w:val="Prrafodelista"/>
+        <w:numPr>
+          <w:ilvl w:val="0"/>
+          <w:numId w:val="15"/>
+        </w:numPr>
+        <w:spacing w:after="0" w:line="360" w:lineRule="auto"/>
+        <w:ind w:left="851"/>
+        <w:jc w:val="both"/>
+        <w:rPr>
+          <w:rFonts w:ascii="Times New Roman" w:hAnsi="Times New Roman"/>
+        </w:rPr>
+      </w:pPr>
+      <w:r>
+        <w:rPr>
+          <w:rFonts w:ascii="Times New Roman" w:hAnsi="Times New Roman"/>
+        </w:rPr>
+        <w:t>Etapa 1: Perforación y bombeo de salmuera desde los salares.</w:t>
+      </w:r>
+    </w:p>
+    <w:p>
+      <w:pPr>
+        <w:pStyle w:val="Prrafodelista"/>
+        <w:numPr>
+          <w:ilvl w:val="0"/>
+          <w:numId w:val="15"/>
+        </w:numPr>
+        <w:spacing w:after="0" w:line="360" w:lineRule="auto"/>
+        <w:ind w:left="851"/>
+        <w:jc w:val="both"/>
+        <w:rPr>
+          <w:rFonts w:ascii="Times New Roman" w:hAnsi="Times New Roman"/>
+        </w:rPr>
+      </w:pPr>
+      <w:r>
+        <w:rPr>
+          <w:rFonts w:ascii="Times New Roman" w:hAnsi="Times New Roman"/>
+        </w:rPr>
+        <w:t>Etapa 2: Concentración de litio mediante evaporación solar en piletas.</w:t>
+      </w:r>
+    </w:p>
+    <w:p>
+      <w:pPr>
+        <w:pStyle w:val="Prrafodelista"/>
+        <w:numPr>
+          <w:ilvl w:val="0"/>
+          <w:numId w:val="15"/>
+        </w:numPr>
+        <w:spacing w:after="0" w:line="360" w:lineRule="auto"/>
+        <w:ind w:left="851"/>
+        <w:jc w:val="both"/>
+        <w:rPr>
+          <w:rFonts w:ascii="Times New Roman" w:hAnsi="Times New Roman"/>
+        </w:rPr>
+      </w:pPr>
+      <w:r>
+        <w:rPr>
+          <w:rFonts w:ascii="Times New Roman" w:hAnsi="Times New Roman"/>
+        </w:rPr>
+        <w:t>Etapa 3: Refinamiento químico y purificación de la salmuera.</w:t>
+      </w:r>
+    </w:p>
+    <w:p>
+      <w:pPr>
+        <w:pStyle w:val="Prrafodelista"/>
+        <w:numPr>
+          <w:ilvl w:val="0"/>
+          <w:numId w:val="15"/>
+        </w:numPr>
+        <w:spacing w:after="0" w:line="360" w:lineRule="auto"/>
+        <w:ind w:left="851"/>
+        <w:jc w:val="both"/>
+        <w:rPr>
+          <w:rFonts w:ascii="Times New Roman" w:hAnsi="Times New Roman"/>
+        </w:rPr>
+      </w:pPr>
+      <w:r>
+        <w:rPr>
+          <w:rFonts w:ascii="Times New Roman" w:hAnsi="Times New Roman"/>
+        </w:rPr>
+        <w:t>Etapa 4: Producción de carbonato o hidróxido de litio.</w:t>
+      </w:r>
+    </w:p>
+    <w:p>
+      <w:pPr>
+        <w:pStyle w:val="Prrafodelista"/>
+        <w:numPr>
+          <w:ilvl w:val="0"/>
+          <w:numId w:val="15"/>
+        </w:numPr>
+        <w:spacing w:after="0" w:line="360" w:lineRule="auto"/>
+        <w:ind w:left="851"/>
+        <w:jc w:val="both"/>
+        <w:rPr>
+          <w:rFonts w:ascii="Times New Roman" w:hAnsi="Times New Roman"/>
+        </w:rPr>
+      </w:pPr>
+      <w:r>
+        <w:rPr>
+          <w:rFonts w:ascii="Times New Roman" w:hAnsi="Times New Roman"/>
+        </w:rPr>
+        <w:t>Etapa 5: Transporte y aplicación en la fabricación de baterías.</w:t>
+      </w:r>
+    </w:p>
+    <w:p>
+      <w:pPr>
+        <w:spacing w:after="0" w:line="360" w:lineRule="auto"/>
+        <w:jc w:val="both"/>
+        <w:rPr>
+          <w:rFonts w:ascii="Times New Roman" w:hAnsi="Times New Roman"/>
+        </w:rPr>
+      </w:pPr>
+    </w:p>
+    <w:p>
+      <w:pPr>
+        <w:rPr>
+          <w:rFonts w:ascii="Times New Roman" w:hAnsi="Times New Roman"/>
+          <w:b/>
+          <w:sz w:val="28"/>
+        </w:rPr>
+      </w:pPr>
+      <w:r>
+        <w:rPr>
+          <w:rFonts w:ascii="Times New Roman" w:hAnsi="Times New Roman"/>
+          <w:b/>
+          <w:sz w:val="28"/>
+        </w:rPr>
+        <w:t xml:space="preserve">1.2 </w:t>
+      </w:r>
+      <w:r>
+        <w:rPr>
+          <w:rFonts w:ascii="Times New Roman" w:hAnsi="Times New Roman"/>
+          <w:b/>
+          <w:sz w:val="28"/>
+        </w:rPr>
+        <w:t>Tipo de partición</w:t>
       </w:r>
     </w:p>
     <w:p>
@@ -633,7 +772,31 @@
         <w:rPr>
           <w:rFonts w:ascii="Times New Roman" w:hAnsi="Times New Roman"/>
         </w:rPr>
-        <w:t>El tema elegido para la partición es la extracción y procesamiento del mineral de litio de los salares.</w:t>
+        <w:t>El tipo que se tuvo en cuenta para el ejercicio anterior fue una partición compleja por función.</w:t>
+      </w:r>
+      <w:r>
+        <w:rPr>
+          <w:rFonts w:ascii="Times New Roman" w:hAnsi="Times New Roman"/>
+        </w:rPr>
+        <w:t xml:space="preserve"> Ya que </w:t>
+      </w:r>
+      <w:r>
+        <w:rPr>
+          <w:rFonts w:ascii="Times New Roman" w:hAnsi="Times New Roman"/>
+        </w:rPr>
+        <w:t>a diferencia de una partición simple donde cada</w:t>
+      </w:r>
+      <w:r>
+        <w:rPr>
+          <w:rFonts w:ascii="Times New Roman" w:hAnsi="Times New Roman"/>
+        </w:rPr>
+        <w:t xml:space="preserve"> parte es una unidad diferenciada, en esta se debe tener en cuenta un orden lógico para el acomodamiento de las partes</w:t>
+      </w:r>
+      <w:r>
+        <w:rPr>
+          <w:rFonts w:ascii="Times New Roman" w:hAnsi="Times New Roman"/>
+        </w:rPr>
+        <w:t xml:space="preserve"> debido a que existe una relación importante entre las mismas. Y dentro de las complejas es una partición por función ya que lo que se tiene en cuenta para realizar la división no son los atributos del proceso, sino que propósito que tiene el mismo.</w:t>
       </w:r>
     </w:p>
     <w:p>
@@ -645,11 +808,46 @@
           <w:rFonts w:ascii="Times New Roman" w:hAnsi="Times New Roman"/>
         </w:rPr>
       </w:pPr>
-      <w:r>
-        <w:rPr>
-          <w:rFonts w:ascii="Times New Roman" w:hAnsi="Times New Roman"/>
-        </w:rPr>
-        <w:t>Etapa 1: Perforación y bombeo de salmuera desde los salares.</w:t>
+    </w:p>
+    <w:p>
+      <w:pPr>
+        <w:rPr>
+          <w:rFonts w:ascii="Times New Roman" w:hAnsi="Times New Roman"/>
+          <w:b/>
+          <w:sz w:val="28"/>
+        </w:rPr>
+      </w:pPr>
+      <w:r>
+        <w:rPr>
+          <w:rFonts w:ascii="Times New Roman" w:hAnsi="Times New Roman"/>
+          <w:b/>
+          <w:sz w:val="28"/>
+        </w:rPr>
+        <w:t>1.</w:t>
+      </w:r>
+      <w:r>
+        <w:rPr>
+          <w:rFonts w:ascii="Times New Roman" w:hAnsi="Times New Roman"/>
+          <w:b/>
+          <w:sz w:val="28"/>
+        </w:rPr>
+        <w:t>3</w:t>
+      </w:r>
+      <w:r>
+        <w:rPr>
+          <w:rFonts w:ascii="Times New Roman" w:hAnsi="Times New Roman"/>
+          <w:b/>
+          <w:sz w:val="28"/>
+        </w:rPr>
+        <w:t xml:space="preserve"> </w:t>
+      </w:r>
+      <w:r>
+        <w:rPr>
+          <w:rFonts w:ascii="Times New Roman" w:hAnsi="Times New Roman"/>
+          <w:b/>
+          <w:sz w:val="28"/>
+        </w:rPr>
+        <w:t>Clasificación</w:t>
       </w:r>
     </w:p>
     <w:p>
@@ -665,7 +863,13 @@
         <w:rPr>
           <w:rFonts w:ascii="Times New Roman" w:hAnsi="Times New Roman"/>
         </w:rPr>
-        <w:t>Etapa 2: Concentración de litio mediante evaporación solar en piletas.</w:t>
+        <w:t>Los criterios de clasificación que se utilizarán junto a sus respecti</w:t>
+      </w:r>
+      <w:r>
+        <w:rPr>
+          <w:rFonts w:ascii="Times New Roman" w:hAnsi="Times New Roman"/>
+        </w:rPr>
+        <w:t>vas categorías son:</w:t>
       </w:r>
     </w:p>
     <w:p>
@@ -675,13 +879,170 @@
         <w:jc w:val="both"/>
         <w:rPr>
           <w:rFonts w:ascii="Times New Roman" w:hAnsi="Times New Roman"/>
-        </w:rPr>
-      </w:pPr>
-      <w:r>
-        <w:rPr>
-          <w:rFonts w:ascii="Times New Roman" w:hAnsi="Times New Roman"/>
-        </w:rPr>
-        <w:t>Etapa 3: Refinamiento químico y purificación de la salmuera.</w:t>
+          <w:b/>
+          <w:bCs/>
+        </w:rPr>
+      </w:pPr>
+      <w:r>
+        <w:rPr>
+          <w:rFonts w:ascii="Times New Roman" w:hAnsi="Times New Roman"/>
+          <w:b/>
+          <w:bCs/>
+        </w:rPr>
+        <w:t>Nivel tecnológico</w:t>
+      </w:r>
+      <w:r>
+        <w:rPr>
+          <w:rFonts w:ascii="Times New Roman" w:hAnsi="Times New Roman"/>
+          <w:b/>
+          <w:bCs/>
+        </w:rPr>
+        <w:t>:</w:t>
+      </w:r>
+    </w:p>
+    <w:p>
+      <w:pPr>
+        <w:pStyle w:val="Prrafodelista"/>
+        <w:numPr>
+          <w:ilvl w:val="0"/>
+          <w:numId w:val="12"/>
+        </w:numPr>
+        <w:spacing w:after="0" w:line="360" w:lineRule="auto"/>
+        <w:ind w:left="851"/>
+        <w:jc w:val="both"/>
+        <w:rPr>
+          <w:rFonts w:ascii="Times New Roman" w:hAnsi="Times New Roman"/>
+        </w:rPr>
+      </w:pPr>
+      <w:r>
+        <w:rPr>
+          <w:rFonts w:ascii="Times New Roman" w:hAnsi="Times New Roman"/>
+        </w:rPr>
+        <w:t>Tecnología tradicional</w:t>
+      </w:r>
+      <w:r>
+        <w:rPr>
+          <w:rFonts w:ascii="Times New Roman" w:hAnsi="Times New Roman"/>
+        </w:rPr>
+        <w:t xml:space="preserve">: </w:t>
+      </w:r>
+      <w:r>
+        <w:rPr>
+          <w:rFonts w:ascii="Times New Roman" w:hAnsi="Times New Roman"/>
+        </w:rPr>
+        <w:t>Son tecnologías que utilizan procesos convencionales, ya probados y tienen una producción a gran escala.</w:t>
+      </w:r>
+    </w:p>
+    <w:p>
+      <w:pPr>
+        <w:pStyle w:val="Prrafodelista"/>
+        <w:numPr>
+          <w:ilvl w:val="0"/>
+          <w:numId w:val="12"/>
+        </w:numPr>
+        <w:spacing w:after="0" w:line="360" w:lineRule="auto"/>
+        <w:ind w:left="851"/>
+        <w:jc w:val="both"/>
+        <w:rPr>
+          <w:rFonts w:ascii="Times New Roman" w:hAnsi="Times New Roman"/>
+        </w:rPr>
+      </w:pPr>
+      <w:r>
+        <w:rPr>
+          <w:rFonts w:ascii="Times New Roman" w:hAnsi="Times New Roman"/>
+        </w:rPr>
+        <w:t>Tecnología mejorada</w:t>
+      </w:r>
+      <w:r>
+        <w:rPr>
+          <w:rFonts w:ascii="Times New Roman" w:hAnsi="Times New Roman"/>
+        </w:rPr>
+        <w:t>:</w:t>
+      </w:r>
+      <w:r>
+        <w:rPr>
+          <w:rFonts w:ascii="Times New Roman" w:hAnsi="Times New Roman"/>
+        </w:rPr>
+        <w:t xml:space="preserve"> En esta categoría se incluyen tecnologías que no son completamente nuevas, pero representan una mejora a algún método tradicional. Se utilizan en varias partes del mundo, pero no de forma masiva.</w:t>
+      </w:r>
+    </w:p>
+    <w:p>
+      <w:pPr>
+        <w:pStyle w:val="Prrafodelista"/>
+        <w:numPr>
+          <w:ilvl w:val="0"/>
+          <w:numId w:val="12"/>
+        </w:numPr>
+        <w:spacing w:after="0" w:line="360" w:lineRule="auto"/>
+        <w:ind w:left="851"/>
+        <w:jc w:val="both"/>
+        <w:rPr>
+          <w:rFonts w:ascii="Times New Roman" w:hAnsi="Times New Roman"/>
+        </w:rPr>
+      </w:pPr>
+      <w:r>
+        <w:rPr>
+          <w:rFonts w:ascii="Times New Roman" w:hAnsi="Times New Roman"/>
+        </w:rPr>
+        <w:t>Tecnología emergente</w:t>
+      </w:r>
+      <w:r>
+        <w:rPr>
+          <w:rFonts w:ascii="Times New Roman" w:hAnsi="Times New Roman"/>
+        </w:rPr>
+        <w:t>:</w:t>
+      </w:r>
+      <w:r>
+        <w:rPr>
+          <w:rFonts w:ascii="Times New Roman" w:hAnsi="Times New Roman"/>
+        </w:rPr>
+        <w:t xml:space="preserve"> Agrupa las tecnologías mas innovadoras que </w:t>
+      </w:r>
+      <w:r>
+        <w:rPr>
+          <w:rFonts w:ascii="Times New Roman" w:hAnsi="Times New Roman"/>
+        </w:rPr>
+        <w:t>ya están siendo probadas en determinadas partes del mundo, que muestran una mejora sustancial a los métodos tradicionales.</w:t>
+      </w:r>
+    </w:p>
+    <w:p>
+      <w:pPr>
+        <w:pStyle w:val="Prrafodelista"/>
+        <w:numPr>
+          <w:ilvl w:val="0"/>
+          <w:numId w:val="12"/>
+        </w:numPr>
+        <w:spacing w:after="0" w:line="360" w:lineRule="auto"/>
+        <w:ind w:left="851"/>
+        <w:jc w:val="both"/>
+        <w:rPr>
+          <w:rFonts w:ascii="Times New Roman" w:hAnsi="Times New Roman"/>
+        </w:rPr>
+      </w:pPr>
+      <w:r>
+        <w:rPr>
+          <w:rFonts w:ascii="Times New Roman" w:hAnsi="Times New Roman"/>
+        </w:rPr>
+        <w:t>Tecnología experimental:</w:t>
+      </w:r>
+      <w:r>
+        <w:rPr>
+          <w:rFonts w:ascii="Times New Roman" w:hAnsi="Times New Roman"/>
+        </w:rPr>
+        <w:t xml:space="preserve"> Son tecnologías en etapas muy tempranas de desarrollo, en universidades o laboratorios, sin aplicación comercial en la actualidad.</w:t>
+      </w:r>
+    </w:p>
+    <w:p>
+      <w:pPr>
+        <w:rPr>
+          <w:rFonts w:ascii="Times New Roman" w:hAnsi="Times New Roman"/>
+        </w:rPr>
+      </w:pPr>
+      <w:r>
+        <w:rPr>
+          <w:rFonts w:ascii="Times New Roman" w:hAnsi="Times New Roman"/>
+        </w:rPr>
+        <w:br w:type="page"/>
       </w:r>
     </w:p>
     <w:p>
@@ -691,13 +1052,97 @@
         <w:jc w:val="both"/>
         <w:rPr>
           <w:rFonts w:ascii="Times New Roman" w:hAnsi="Times New Roman"/>
-        </w:rPr>
-      </w:pPr>
-      <w:r>
-        <w:rPr>
-          <w:rFonts w:ascii="Times New Roman" w:hAnsi="Times New Roman"/>
-        </w:rPr>
-        <w:t>Etapa 4: Producción de carbonato o hidróxido de litio.</w:t>
+          <w:b/>
+          <w:bCs/>
+        </w:rPr>
+      </w:pPr>
+      <w:r>
+        <w:rPr>
+          <w:rFonts w:ascii="Times New Roman" w:hAnsi="Times New Roman"/>
+          <w:b/>
+          <w:bCs/>
+        </w:rPr>
+        <w:lastRenderedPageBreak/>
+        <w:t xml:space="preserve">Consumo </w:t>
+      </w:r>
+      <w:r>
+        <w:rPr>
+          <w:rFonts w:ascii="Times New Roman" w:hAnsi="Times New Roman"/>
+          <w:b/>
+          <w:bCs/>
+        </w:rPr>
+        <w:t>hídrico</w:t>
+      </w:r>
+      <w:r>
+        <w:rPr>
+          <w:rFonts w:ascii="Times New Roman" w:hAnsi="Times New Roman"/>
+          <w:b/>
+          <w:bCs/>
+        </w:rPr>
+        <w:t>:</w:t>
+      </w:r>
+    </w:p>
+    <w:p>
+      <w:pPr>
+        <w:pStyle w:val="Prrafodelista"/>
+        <w:numPr>
+          <w:ilvl w:val="0"/>
+          <w:numId w:val="13"/>
+        </w:numPr>
+        <w:spacing w:after="0" w:line="360" w:lineRule="auto"/>
+        <w:ind w:left="851"/>
+        <w:jc w:val="both"/>
+        <w:rPr>
+          <w:rFonts w:ascii="Times New Roman" w:hAnsi="Times New Roman"/>
+        </w:rPr>
+      </w:pPr>
+      <w:r>
+        <w:rPr>
+          <w:rFonts w:ascii="Times New Roman" w:hAnsi="Times New Roman"/>
+        </w:rPr>
+        <w:t>Alto consumo</w:t>
+      </w:r>
+    </w:p>
+    <w:p>
+      <w:pPr>
+        <w:pStyle w:val="Prrafodelista"/>
+        <w:numPr>
+          <w:ilvl w:val="0"/>
+          <w:numId w:val="13"/>
+        </w:numPr>
+        <w:spacing w:after="0" w:line="360" w:lineRule="auto"/>
+        <w:ind w:left="851"/>
+        <w:jc w:val="both"/>
+        <w:rPr>
+          <w:rFonts w:ascii="Times New Roman" w:hAnsi="Times New Roman"/>
+        </w:rPr>
+      </w:pPr>
+      <w:r>
+        <w:rPr>
+          <w:rFonts w:ascii="Times New Roman" w:hAnsi="Times New Roman"/>
+        </w:rPr>
+        <w:t>Medio consumo</w:t>
+      </w:r>
+    </w:p>
+    <w:p>
+      <w:pPr>
+        <w:pStyle w:val="Prrafodelista"/>
+        <w:numPr>
+          <w:ilvl w:val="0"/>
+          <w:numId w:val="13"/>
+        </w:numPr>
+        <w:spacing w:after="0" w:line="360" w:lineRule="auto"/>
+        <w:ind w:left="851"/>
+        <w:jc w:val="both"/>
+        <w:rPr>
+          <w:rFonts w:ascii="Times New Roman" w:hAnsi="Times New Roman"/>
+        </w:rPr>
+      </w:pPr>
+      <w:r>
+        <w:rPr>
+          <w:rFonts w:ascii="Times New Roman" w:hAnsi="Times New Roman"/>
+        </w:rPr>
+        <w:t>Bajo consumo</w:t>
       </w:r>
     </w:p>
     <w:p>
@@ -707,47 +1152,88 @@
         <w:jc w:val="both"/>
         <w:rPr>
           <w:rFonts w:ascii="Times New Roman" w:hAnsi="Times New Roman"/>
-        </w:rPr>
-      </w:pPr>
-      <w:r>
-        <w:rPr>
-          <w:rFonts w:ascii="Times New Roman" w:hAnsi="Times New Roman"/>
-        </w:rPr>
-        <w:t>Etapa 5: Transporte y aplicación en la fabricación de baterías.</w:t>
-      </w:r>
-    </w:p>
-    <w:p>
-      <w:pPr>
+          <w:b/>
+          <w:bCs/>
+        </w:rPr>
+      </w:pPr>
+      <w:r>
+        <w:rPr>
+          <w:rFonts w:ascii="Times New Roman" w:hAnsi="Times New Roman"/>
+          <w:b/>
+          <w:bCs/>
+        </w:rPr>
+        <w:t>Consumo energético</w:t>
+      </w:r>
+      <w:r>
+        <w:rPr>
+          <w:rFonts w:ascii="Times New Roman" w:hAnsi="Times New Roman"/>
+          <w:b/>
+          <w:bCs/>
+        </w:rPr>
+        <w:t>:</w:t>
+      </w:r>
+    </w:p>
+    <w:p>
+      <w:pPr>
+        <w:pStyle w:val="Prrafodelista"/>
+        <w:numPr>
+          <w:ilvl w:val="0"/>
+          <w:numId w:val="14"/>
+        </w:numPr>
         <w:spacing w:after="0" w:line="360" w:lineRule="auto"/>
+        <w:ind w:left="851"/>
         <w:jc w:val="both"/>
         <w:rPr>
           <w:rFonts w:ascii="Times New Roman" w:hAnsi="Times New Roman"/>
         </w:rPr>
       </w:pPr>
-    </w:p>
-    <w:p>
-      <w:pPr>
-        <w:rPr>
-          <w:rFonts w:ascii="Times New Roman" w:hAnsi="Times New Roman"/>
-          <w:b/>
-          <w:sz w:val="28"/>
-        </w:rPr>
-      </w:pPr>
-      <w:r>
-        <w:rPr>
-          <w:rFonts w:ascii="Times New Roman" w:hAnsi="Times New Roman"/>
-          <w:b/>
-          <w:sz w:val="28"/>
-        </w:rPr>
-        <w:t xml:space="preserve">1.2 </w:t>
-      </w:r>
-      <w:r>
-        <w:rPr>
-          <w:rFonts w:ascii="Times New Roman" w:hAnsi="Times New Roman"/>
-          <w:b/>
-          <w:sz w:val="28"/>
-        </w:rPr>
-        <w:t>Tipo de partición</w:t>
+      <w:r>
+        <w:rPr>
+          <w:rFonts w:ascii="Times New Roman" w:hAnsi="Times New Roman"/>
+        </w:rPr>
+        <w:t>Alto consumo</w:t>
+      </w:r>
+    </w:p>
+    <w:p>
+      <w:pPr>
+        <w:pStyle w:val="Prrafodelista"/>
+        <w:numPr>
+          <w:ilvl w:val="0"/>
+          <w:numId w:val="14"/>
+        </w:numPr>
+        <w:spacing w:after="0" w:line="360" w:lineRule="auto"/>
+        <w:ind w:left="851"/>
+        <w:jc w:val="both"/>
+        <w:rPr>
+          <w:rFonts w:ascii="Times New Roman" w:hAnsi="Times New Roman"/>
+        </w:rPr>
+      </w:pPr>
+      <w:r>
+        <w:rPr>
+          <w:rFonts w:ascii="Times New Roman" w:hAnsi="Times New Roman"/>
+        </w:rPr>
+        <w:t>Medio consumo</w:t>
+      </w:r>
+    </w:p>
+    <w:p>
+      <w:pPr>
+        <w:pStyle w:val="Prrafodelista"/>
+        <w:numPr>
+          <w:ilvl w:val="0"/>
+          <w:numId w:val="14"/>
+        </w:numPr>
+        <w:spacing w:after="0" w:line="360" w:lineRule="auto"/>
+        <w:ind w:left="851"/>
+        <w:jc w:val="both"/>
+        <w:rPr>
+          <w:rFonts w:ascii="Times New Roman" w:hAnsi="Times New Roman"/>
+        </w:rPr>
+      </w:pPr>
+      <w:r>
+        <w:rPr>
+          <w:rFonts w:ascii="Times New Roman" w:hAnsi="Times New Roman"/>
+        </w:rPr>
+        <w:t>Bajo consumo</w:t>
       </w:r>
     </w:p>
     <w:p>
@@ -759,12 +1245,6 @@
           <w:rFonts w:ascii="Times New Roman" w:hAnsi="Times New Roman"/>
         </w:rPr>
       </w:pPr>
-      <w:r>
-        <w:rPr>
-          <w:rFonts w:ascii="Times New Roman" w:hAnsi="Times New Roman"/>
-        </w:rPr>
-        <w:t>Explicar qué tipo de partición eligió y por qué considera que este análisis es apropiado para incluir en el informe.</w:t>
-      </w:r>
     </w:p>
     <w:p>
       <w:pPr>
@@ -779,35 +1259,20 @@
         <w:rPr>
           <w:rFonts w:ascii="Times New Roman" w:hAnsi="Times New Roman"/>
         </w:rPr>
-        <w:t>El tipo que se tuvo en cuenta para el ejercicio anterior fue una partición compleja por función.</w:t>
-      </w:r>
-      <w:r>
-        <w:rPr>
-          <w:rFonts w:ascii="Times New Roman" w:hAnsi="Times New Roman"/>
-        </w:rPr>
-        <w:t xml:space="preserve"> Ya que </w:t>
-      </w:r>
-      <w:r>
-        <w:rPr>
-          <w:rFonts w:ascii="Times New Roman" w:hAnsi="Times New Roman"/>
-        </w:rPr>
-        <w:t>a diferencia de una partición simple donde cada</w:t>
-      </w:r>
-      <w:r>
-        <w:rPr>
-          <w:rFonts w:ascii="Times New Roman" w:hAnsi="Times New Roman"/>
-        </w:rPr>
-        <w:t xml:space="preserve"> parte es una unidad diferenciada, en esta se debe tener en cuenta un orden lógico para el acomodamiento de las partes</w:t>
-      </w:r>
-      <w:r>
-        <w:rPr>
-          <w:rFonts w:ascii="Times New Roman" w:hAnsi="Times New Roman"/>
-        </w:rPr>
-        <w:t xml:space="preserve"> debido a que existe una relación importante entre las mismas. Y dentro de las complejas es una partición por función ya que lo que se tiene en cuenta para realizar la división no son los atributos del proceso, sino que se tiene en cuenta el propósito que tiene el mismo.</w:t>
-      </w:r>
-    </w:p>
-    <w:p>
-      <w:pPr>
+        <w:t>Ejemplos de Tecnologías de extracción de litio y su clasificación según estas categorías</w:t>
+      </w:r>
+      <w:r>
+        <w:rPr>
+          <w:rFonts w:ascii="Times New Roman" w:hAnsi="Times New Roman"/>
+        </w:rPr>
+        <w:t>:</w:t>
+      </w:r>
+    </w:p>
+    <w:p>
+      <w:pPr>
+        <w:tabs>
+          <w:tab w:val="left" w:pos="1728"/>
+        </w:tabs>
         <w:spacing w:after="0" w:line="360" w:lineRule="auto"/>
         <w:ind w:firstLine="426"/>
         <w:jc w:val="both"/>
@@ -815,50 +1280,67 @@
           <w:rFonts w:ascii="Times New Roman" w:hAnsi="Times New Roman"/>
         </w:rPr>
       </w:pPr>
-    </w:p>
-    <w:p>
-      <w:pPr>
-        <w:rPr>
-          <w:rFonts w:ascii="Times New Roman" w:hAnsi="Times New Roman"/>
-          <w:b/>
-          <w:sz w:val="28"/>
-        </w:rPr>
-      </w:pPr>
-      <w:r>
-        <w:rPr>
-          <w:rFonts w:ascii="Times New Roman" w:hAnsi="Times New Roman"/>
-          <w:b/>
-          <w:sz w:val="28"/>
-        </w:rPr>
-        <w:t>1.</w:t>
-      </w:r>
-      <w:r>
-        <w:rPr>
-          <w:rFonts w:ascii="Times New Roman" w:hAnsi="Times New Roman"/>
-          <w:b/>
-          <w:sz w:val="28"/>
-        </w:rPr>
-        <w:t>3</w:t>
-      </w:r>
-      <w:r>
-        <w:rPr>
-          <w:rFonts w:ascii="Times New Roman" w:hAnsi="Times New Roman"/>
-          <w:b/>
-          <w:sz w:val="28"/>
-        </w:rPr>
-        <w:t xml:space="preserve"> </w:t>
-      </w:r>
-      <w:r>
-        <w:rPr>
-          <w:rFonts w:ascii="Times New Roman" w:hAnsi="Times New Roman"/>
-          <w:b/>
-          <w:sz w:val="28"/>
-        </w:rPr>
-        <w:t>Clasificación</w:t>
-      </w:r>
-    </w:p>
-    <w:p>
-      <w:pPr>
+      <w:r>
+        <w:drawing>
+          <wp:inline distT="0" distB="0" distL="0" distR="0" wp14:anchorId="1E5FFADF" wp14:editId="29FBCF4A">
+            <wp:extent cx="5400040" cy="1516380"/>
+            <wp:effectExtent l="0" t="0" r="0" b="0"/>
+            <wp:docPr id="466482946" name="Imagen 3"/>
+            <wp:cNvGraphicFramePr>
+              <a:graphicFrameLocks xmlns:a="http://schemas.openxmlformats.org/drawingml/2006/main" noChangeAspect="1"/>
+            </wp:cNvGraphicFramePr>
+            <a:graphic xmlns:a="http://schemas.openxmlformats.org/drawingml/2006/main">
+              <a:graphicData uri="http://schemas.openxmlformats.org/drawingml/2006/picture">
+                <pic:pic xmlns:pic="http://schemas.openxmlformats.org/drawingml/2006/picture">
+                  <pic:nvPicPr>
+                    <pic:cNvPr id="0" name="Picture 3"/>
+                    <pic:cNvPicPr>
+                      <a:picLocks noChangeAspect="1" noChangeArrowheads="1"/>
+                    </pic:cNvPicPr>
+                  </pic:nvPicPr>
+                  <pic:blipFill rotWithShape="1">
+                    <a:blip r:embed="rId8">
+                      <a:extLst>
+                        <a:ext uri="{28A0092B-C50C-407E-A947-70E740481C1C}">
+                          <a14:useLocalDpi xmlns:a14="http://schemas.microsoft.com/office/drawing/2010/main" val="0"/>
+                        </a:ext>
+                      </a:extLst>
+                    </a:blip>
+                    <a:srcRect b="15737"/>
+                    <a:stretch>
+                      <a:fillRect/>
+                    </a:stretch>
+                  </pic:blipFill>
+                  <pic:spPr bwMode="auto">
+                    <a:xfrm>
+                      <a:off x="0" y="0"/>
+                      <a:ext cx="5400040" cy="1516380"/>
+                    </a:xfrm>
+                    <a:prstGeom prst="rect">
+                      <a:avLst/>
+                    </a:prstGeom>
+                    <a:noFill/>
+                    <a:ln>
+                      <a:noFill/>
+                    </a:ln>
+                    <a:extLst>
+                      <a:ext uri="{53640926-AAD7-44D8-BBD7-CCE9431645EC}">
+                        <a14:shadowObscured xmlns:a14="http://schemas.microsoft.com/office/drawing/2010/main"/>
+                      </a:ext>
+                    </a:extLst>
+                  </pic:spPr>
+                </pic:pic>
+              </a:graphicData>
+            </a:graphic>
+          </wp:inline>
+        </w:drawing>
+      </w:r>
+    </w:p>
+    <w:p>
+      <w:pPr>
+        <w:tabs>
+          <w:tab w:val="left" w:pos="1728"/>
+        </w:tabs>
         <w:spacing w:after="0" w:line="360" w:lineRule="auto"/>
         <w:ind w:firstLine="426"/>
         <w:jc w:val="both"/>
@@ -866,11 +1348,54 @@
           <w:rFonts w:ascii="Times New Roman" w:hAnsi="Times New Roman"/>
         </w:rPr>
       </w:pPr>
-      <w:r>
-        <w:rPr>
-          <w:rFonts w:ascii="Times New Roman" w:hAnsi="Times New Roman"/>
-        </w:rPr>
-        <w:t>A partir de la información recolectada para el enfoque individual, realizar una clasificación que se incluirá en el informe técnico.</w:t>
+    </w:p>
+    <w:p>
+      <w:pPr>
+        <w:rPr>
+          <w:rFonts w:ascii="Times New Roman" w:hAnsi="Times New Roman"/>
+          <w:b/>
+          <w:sz w:val="28"/>
+        </w:rPr>
+      </w:pPr>
+      <w:r>
+        <w:rPr>
+          <w:rFonts w:ascii="Times New Roman" w:hAnsi="Times New Roman"/>
+          <w:b/>
+          <w:sz w:val="28"/>
+        </w:rPr>
+        <w:t>1.</w:t>
+      </w:r>
+      <w:r>
+        <w:rPr>
+          <w:rFonts w:ascii="Times New Roman" w:hAnsi="Times New Roman"/>
+          <w:b/>
+          <w:sz w:val="28"/>
+        </w:rPr>
+        <w:t>4</w:t>
+      </w:r>
+      <w:r>
+        <w:rPr>
+          <w:rFonts w:ascii="Times New Roman" w:hAnsi="Times New Roman"/>
+          <w:b/>
+          <w:sz w:val="28"/>
+        </w:rPr>
+        <w:t xml:space="preserve"> </w:t>
+      </w:r>
+      <w:r>
+        <w:rPr>
+          <w:rFonts w:ascii="Times New Roman" w:hAnsi="Times New Roman"/>
+          <w:b/>
+          <w:sz w:val="28"/>
+        </w:rPr>
+        <w:t xml:space="preserve">Tipo de </w:t>
+      </w:r>
+      <w:r>
+        <w:rPr>
+          <w:rFonts w:ascii="Times New Roman" w:hAnsi="Times New Roman"/>
+          <w:b/>
+          <w:sz w:val="28"/>
+        </w:rPr>
+        <w:t>clasificación</w:t>
       </w:r>
     </w:p>
     <w:p>
@@ -886,13 +1411,31 @@
         <w:rPr>
           <w:rFonts w:ascii="Times New Roman" w:hAnsi="Times New Roman"/>
         </w:rPr>
-        <w:t xml:space="preserve">La clasificación que se incluirá en el informe técnico es la separa las tecnologías de extracción de litio según si son tradicionales o </w:t>
-      </w:r>
-      <w:r>
-        <w:rPr>
-          <w:rFonts w:ascii="Times New Roman" w:hAnsi="Times New Roman"/>
-        </w:rPr>
-        <w:t>emergentes.</w:t>
+        <w:t>La clasificación es del tipo deductiva, ya que los criterios y las categorías se establecieron antes de ubicar las distintas tecnologías</w:t>
+      </w:r>
+      <w:r>
+        <w:rPr>
+          <w:rFonts w:ascii="Times New Roman" w:hAnsi="Times New Roman"/>
+        </w:rPr>
+        <w:t xml:space="preserve"> de extracción</w:t>
+      </w:r>
+      <w:r>
+        <w:rPr>
+          <w:rFonts w:ascii="Times New Roman" w:hAnsi="Times New Roman"/>
+        </w:rPr>
+        <w:t>.</w:t>
+      </w:r>
+      <w:r>
+        <w:rPr>
+          <w:rFonts w:ascii="Times New Roman" w:hAnsi="Times New Roman"/>
+        </w:rPr>
+        <w:t xml:space="preserve"> Definiendo claramente que características debía contar un método para pertenecer a una u otra categoría.</w:t>
+      </w:r>
+      <w:r>
+        <w:rPr>
+          <w:rFonts w:ascii="Times New Roman" w:hAnsi="Times New Roman"/>
+        </w:rPr>
+        <w:t xml:space="preserve"> </w:t>
       </w:r>
     </w:p>
     <w:p>
@@ -904,11 +1447,56 @@
           <w:rFonts w:ascii="Times New Roman" w:hAnsi="Times New Roman"/>
         </w:rPr>
       </w:pPr>
-      <w:r>
-        <w:rPr>
-          <w:rFonts w:ascii="Times New Roman" w:hAnsi="Times New Roman"/>
-        </w:rPr>
-        <w:t>Tradicionales:</w:t>
+    </w:p>
+    <w:p>
+      <w:pPr>
+        <w:rPr>
+          <w:rFonts w:ascii="Times New Roman" w:hAnsi="Times New Roman"/>
+          <w:b/>
+          <w:sz w:val="28"/>
+        </w:rPr>
+      </w:pPr>
+      <w:r>
+        <w:rPr>
+          <w:rFonts w:ascii="Times New Roman" w:hAnsi="Times New Roman"/>
+          <w:b/>
+          <w:sz w:val="28"/>
+        </w:rPr>
+        <w:t xml:space="preserve">2 </w:t>
+      </w:r>
+      <w:r>
+        <w:rPr>
+          <w:rFonts w:ascii="Times New Roman" w:hAnsi="Times New Roman"/>
+          <w:b/>
+          <w:sz w:val="28"/>
+        </w:rPr>
+        <w:t>Uso de definiciones</w:t>
+      </w:r>
+    </w:p>
+    <w:p>
+      <w:pPr>
+        <w:rPr>
+          <w:rFonts w:ascii="Times New Roman" w:hAnsi="Times New Roman"/>
+          <w:b/>
+          <w:sz w:val="28"/>
+        </w:rPr>
+      </w:pPr>
+      <w:r>
+        <w:rPr>
+          <w:rFonts w:ascii="Times New Roman" w:hAnsi="Times New Roman"/>
+          <w:b/>
+          <w:sz w:val="28"/>
+        </w:rPr>
+        <w:t xml:space="preserve">2.1 </w:t>
+      </w:r>
+      <w:r>
+        <w:rPr>
+          <w:rFonts w:ascii="Times New Roman" w:hAnsi="Times New Roman"/>
+          <w:b/>
+          <w:bCs/>
+          <w:sz w:val="28"/>
+        </w:rPr>
+        <w:t>Definición informal</w:t>
       </w:r>
     </w:p>
     <w:p>
@@ -924,21 +1512,13 @@
         <w:rPr>
           <w:rFonts w:ascii="Times New Roman" w:hAnsi="Times New Roman"/>
         </w:rPr>
-        <w:tab/>
-      </w:r>
-      <w:proofErr w:type="spellStart"/>
-      <w:r>
-        <w:rPr>
-          <w:rFonts w:ascii="Times New Roman" w:hAnsi="Times New Roman"/>
-        </w:rPr>
-        <w:t>Evaporacion</w:t>
-      </w:r>
-      <w:proofErr w:type="spellEnd"/>
-      <w:r>
-        <w:rPr>
-          <w:rFonts w:ascii="Times New Roman" w:hAnsi="Times New Roman"/>
-        </w:rPr>
-        <w:t xml:space="preserve"> solar en piletas</w:t>
+        <w:t>Extracción</w:t>
+      </w:r>
+      <w:r>
+        <w:rPr>
+          <w:rFonts w:ascii="Times New Roman" w:hAnsi="Times New Roman"/>
+        </w:rPr>
+        <w:t xml:space="preserve"> directa de litio (DLE): Son nuevas tecnologías que buscan reemplazar la evaporación solar del litio con resinas, membranas o solventes que capturan litio de las salmueras en pocas horas en lugar de meses.</w:t>
       </w:r>
     </w:p>
     <w:p>
@@ -954,259 +1534,45 @@
         <w:rPr>
           <w:rFonts w:ascii="Times New Roman" w:hAnsi="Times New Roman"/>
         </w:rPr>
-        <w:tab/>
-      </w:r>
-      <w:proofErr w:type="spellStart"/>
-      <w:r>
-        <w:rPr>
-          <w:rFonts w:ascii="Times New Roman" w:hAnsi="Times New Roman"/>
-        </w:rPr>
-        <w:t>Mineria</w:t>
-      </w:r>
-      <w:proofErr w:type="spellEnd"/>
-      <w:r>
-        <w:rPr>
-          <w:rFonts w:ascii="Times New Roman" w:hAnsi="Times New Roman"/>
-        </w:rPr>
-        <w:t xml:space="preserve"> a cielo abierto</w:t>
-      </w:r>
-    </w:p>
-    <w:p>
-      <w:pPr>
-        <w:spacing w:after="0" w:line="360" w:lineRule="auto"/>
-        <w:ind w:firstLine="426"/>
-        <w:jc w:val="both"/>
-        <w:rPr>
-          <w:rFonts w:ascii="Times New Roman" w:hAnsi="Times New Roman"/>
-        </w:rPr>
-      </w:pPr>
-      <w:r>
-        <w:rPr>
-          <w:rFonts w:ascii="Times New Roman" w:hAnsi="Times New Roman"/>
-        </w:rPr>
-        <w:t>Emergentes</w:t>
-      </w:r>
-    </w:p>
-    <w:p>
-      <w:pPr>
-        <w:spacing w:after="0" w:line="360" w:lineRule="auto"/>
-        <w:ind w:firstLine="426"/>
-        <w:jc w:val="both"/>
-        <w:rPr>
-          <w:rFonts w:ascii="Times New Roman" w:hAnsi="Times New Roman"/>
-        </w:rPr>
-      </w:pPr>
-      <w:r>
-        <w:rPr>
-          <w:rFonts w:ascii="Times New Roman" w:hAnsi="Times New Roman"/>
-        </w:rPr>
-        <w:tab/>
-      </w:r>
-      <w:proofErr w:type="spellStart"/>
-      <w:r>
-        <w:rPr>
-          <w:rFonts w:ascii="Times New Roman" w:hAnsi="Times New Roman"/>
-        </w:rPr>
-        <w:t>Extraccion</w:t>
-      </w:r>
-      <w:proofErr w:type="spellEnd"/>
-      <w:r>
-        <w:rPr>
-          <w:rFonts w:ascii="Times New Roman" w:hAnsi="Times New Roman"/>
-        </w:rPr>
-        <w:t xml:space="preserve"> directa de litio</w:t>
-      </w:r>
-    </w:p>
-    <w:p>
-      <w:pPr>
-        <w:spacing w:after="0" w:line="360" w:lineRule="auto"/>
-        <w:ind w:firstLine="426"/>
-        <w:jc w:val="both"/>
-        <w:rPr>
-          <w:rFonts w:ascii="Times New Roman" w:hAnsi="Times New Roman"/>
-        </w:rPr>
-      </w:pPr>
-    </w:p>
-    <w:p>
-      <w:pPr>
-        <w:rPr>
-          <w:rFonts w:ascii="Times New Roman" w:hAnsi="Times New Roman"/>
-          <w:b/>
-          <w:sz w:val="28"/>
-        </w:rPr>
-      </w:pPr>
-      <w:r>
-        <w:rPr>
-          <w:rFonts w:ascii="Times New Roman" w:hAnsi="Times New Roman"/>
-          <w:b/>
-          <w:sz w:val="28"/>
-        </w:rPr>
-        <w:lastRenderedPageBreak/>
-        <w:t>1.</w:t>
-      </w:r>
-      <w:r>
-        <w:rPr>
-          <w:rFonts w:ascii="Times New Roman" w:hAnsi="Times New Roman"/>
-          <w:b/>
-          <w:sz w:val="28"/>
-        </w:rPr>
-        <w:t>4</w:t>
-      </w:r>
-      <w:r>
-        <w:rPr>
-          <w:rFonts w:ascii="Times New Roman" w:hAnsi="Times New Roman"/>
-          <w:b/>
-          <w:sz w:val="28"/>
-        </w:rPr>
-        <w:t xml:space="preserve"> </w:t>
-      </w:r>
-      <w:r>
-        <w:rPr>
-          <w:rFonts w:ascii="Times New Roman" w:hAnsi="Times New Roman"/>
-          <w:b/>
-          <w:sz w:val="28"/>
-        </w:rPr>
-        <w:t xml:space="preserve">Tipo de </w:t>
-      </w:r>
-      <w:r>
-        <w:rPr>
-          <w:rFonts w:ascii="Times New Roman" w:hAnsi="Times New Roman"/>
-          <w:b/>
-          <w:sz w:val="28"/>
-        </w:rPr>
-        <w:t>clasificación</w:t>
-      </w:r>
-    </w:p>
-    <w:p>
-      <w:pPr>
-        <w:spacing w:after="0" w:line="360" w:lineRule="auto"/>
-        <w:ind w:firstLine="426"/>
-        <w:jc w:val="both"/>
-        <w:rPr>
-          <w:rFonts w:ascii="Times New Roman" w:hAnsi="Times New Roman"/>
-        </w:rPr>
-      </w:pPr>
-      <w:r>
-        <w:rPr>
-          <w:rFonts w:ascii="Times New Roman" w:hAnsi="Times New Roman"/>
-        </w:rPr>
-        <w:t>Explicar qué tipo de partición eligió y por qué considera que este análisis es apropiado para incluir en el informe.</w:t>
-      </w:r>
-    </w:p>
-    <w:p>
-      <w:pPr>
-        <w:spacing w:after="0" w:line="360" w:lineRule="auto"/>
-        <w:ind w:firstLine="426"/>
-        <w:jc w:val="both"/>
-        <w:rPr>
-          <w:rFonts w:ascii="Times New Roman" w:hAnsi="Times New Roman"/>
-        </w:rPr>
-      </w:pPr>
-      <w:r>
-        <w:rPr>
-          <w:rFonts w:ascii="Times New Roman" w:hAnsi="Times New Roman"/>
-        </w:rPr>
-        <w:t xml:space="preserve">Esta clasificación es del tipo </w:t>
-      </w:r>
-      <w:r>
-        <w:rPr>
-          <w:rFonts w:ascii="Times New Roman" w:hAnsi="Times New Roman"/>
-        </w:rPr>
-        <w:t xml:space="preserve">deductiva porque </w:t>
-      </w:r>
-      <w:r>
-        <w:rPr>
-          <w:rFonts w:ascii="Times New Roman" w:hAnsi="Times New Roman"/>
-        </w:rPr>
-        <w:t xml:space="preserve">antes de comenzar a agrupar las tecnologías se estableció el criterio claro de división, </w:t>
-      </w:r>
-    </w:p>
-    <w:p>
-      <w:pPr>
-        <w:spacing w:after="0" w:line="360" w:lineRule="auto"/>
-        <w:ind w:firstLine="426"/>
-        <w:jc w:val="both"/>
-        <w:rPr>
-          <w:rFonts w:ascii="Times New Roman" w:hAnsi="Times New Roman"/>
-        </w:rPr>
-      </w:pPr>
-    </w:p>
-    <w:p>
-      <w:pPr>
-        <w:rPr>
-          <w:rFonts w:ascii="Times New Roman" w:hAnsi="Times New Roman"/>
-          <w:b/>
-          <w:sz w:val="28"/>
-        </w:rPr>
-      </w:pPr>
-      <w:r>
-        <w:rPr>
-          <w:rFonts w:ascii="Times New Roman" w:hAnsi="Times New Roman"/>
-          <w:b/>
-          <w:sz w:val="28"/>
-        </w:rPr>
-        <w:t xml:space="preserve">2 </w:t>
-      </w:r>
-      <w:r>
-        <w:rPr>
-          <w:rFonts w:ascii="Times New Roman" w:hAnsi="Times New Roman"/>
-          <w:b/>
-          <w:sz w:val="28"/>
-        </w:rPr>
-        <w:t>Uso de definiciones</w:t>
-      </w:r>
-    </w:p>
-    <w:p>
-      <w:pPr>
-        <w:rPr>
-          <w:rFonts w:ascii="Times New Roman" w:hAnsi="Times New Roman"/>
-          <w:b/>
-          <w:sz w:val="28"/>
-        </w:rPr>
-      </w:pPr>
-      <w:r>
-        <w:rPr>
-          <w:rFonts w:ascii="Times New Roman" w:hAnsi="Times New Roman"/>
-          <w:b/>
-          <w:sz w:val="28"/>
-        </w:rPr>
-        <w:t xml:space="preserve">2.1 </w:t>
-      </w:r>
-      <w:r>
-        <w:rPr>
-          <w:rFonts w:ascii="Times New Roman" w:hAnsi="Times New Roman"/>
-          <w:b/>
-          <w:bCs/>
-          <w:sz w:val="28"/>
-        </w:rPr>
-        <w:t>Definición informal</w:t>
-      </w:r>
-    </w:p>
-    <w:p>
-      <w:pPr>
-        <w:spacing w:after="0" w:line="360" w:lineRule="auto"/>
-        <w:ind w:firstLine="426"/>
-        <w:jc w:val="both"/>
-        <w:rPr>
-          <w:rFonts w:ascii="Times New Roman" w:hAnsi="Times New Roman"/>
-        </w:rPr>
-      </w:pPr>
-      <w:r>
-        <w:rPr>
-          <w:rFonts w:ascii="Times New Roman" w:hAnsi="Times New Roman"/>
-        </w:rPr>
-        <w:t>Seleccionar un término, vinculado al enfoque individual, que debería incluir en el informe técnico y clarificar su concepto a la audiencia a través de una definición informal.</w:t>
-      </w:r>
-    </w:p>
-    <w:p>
-      <w:pPr>
-        <w:spacing w:after="0" w:line="360" w:lineRule="auto"/>
-        <w:ind w:firstLine="426"/>
-        <w:jc w:val="both"/>
-        <w:rPr>
-          <w:rFonts w:ascii="Times New Roman" w:hAnsi="Times New Roman"/>
-        </w:rPr>
-      </w:pPr>
+        <w:t xml:space="preserve">Ubicación: Texto. Esta definición iría ubicada la primera vez que se mencionen este tipo de </w:t>
+      </w:r>
+      <w:r>
+        <w:rPr>
+          <w:rFonts w:ascii="Times New Roman" w:hAnsi="Times New Roman"/>
+        </w:rPr>
+        <w:t>tecnologías</w:t>
+      </w:r>
+      <w:r>
+        <w:rPr>
+          <w:rFonts w:ascii="Times New Roman" w:hAnsi="Times New Roman"/>
+        </w:rPr>
+        <w:t xml:space="preserve"> para que la audiencia entienda rápidamente que significa este </w:t>
+      </w:r>
+      <w:r>
+        <w:rPr>
+          <w:rFonts w:ascii="Times New Roman" w:hAnsi="Times New Roman"/>
+        </w:rPr>
+        <w:t>término</w:t>
+      </w:r>
+      <w:r>
+        <w:rPr>
+          <w:rFonts w:ascii="Times New Roman" w:hAnsi="Times New Roman"/>
+        </w:rPr>
+        <w:t>, que será utilizado con frecuencia durante el informe.</w:t>
+      </w:r>
+    </w:p>
+    <w:p>
+      <w:pPr>
+        <w:rPr>
+          <w:rFonts w:ascii="Times New Roman" w:hAnsi="Times New Roman"/>
+        </w:rPr>
+      </w:pPr>
+      <w:r>
+        <w:rPr>
+          <w:rFonts w:ascii="Times New Roman" w:hAnsi="Times New Roman"/>
+        </w:rPr>
+        <w:br w:type="page"/>
+      </w:r>
     </w:p>
     <w:p>
       <w:pPr>
@@ -1228,6 +1594,7 @@
           <w:bCs/>
           <w:sz w:val="28"/>
         </w:rPr>
+        <w:lastRenderedPageBreak/>
         <w:t xml:space="preserve"> </w:t>
       </w:r>
       <w:r>
@@ -1253,7 +1620,78 @@
         <w:rPr>
           <w:rFonts w:ascii="Times New Roman" w:hAnsi="Times New Roman"/>
         </w:rPr>
-        <w:t>De la misma forma que en la actividad anterior, clarificar el concepto de un término que la audiencia requiera a través de una definición formal.</w:t>
+        <w:t xml:space="preserve">Carbonato de litio: </w:t>
+      </w:r>
+      <w:r>
+        <w:rPr>
+          <w:rFonts w:ascii="Times New Roman" w:hAnsi="Times New Roman"/>
+        </w:rPr>
+        <w:t>El carbonato de litio es un compuesto químico formado por un catión de litio (Li⁺) y un anión carbonato (CO₃²⁻), cuya fórmula molecular es Li₂CO₃. Se trata de la principal forma en la que se comercializa y exporta el litio, siendo materia prima esencial para la producción de baterías de ion-litio.</w:t>
+      </w:r>
+    </w:p>
+    <w:p>
+      <w:pPr>
+        <w:spacing w:after="240" w:line="360" w:lineRule="auto"/>
+        <w:ind w:firstLine="425"/>
+        <w:jc w:val="both"/>
+        <w:rPr>
+          <w:rFonts w:ascii="Times New Roman" w:hAnsi="Times New Roman"/>
+        </w:rPr>
+      </w:pPr>
+      <w:r>
+        <w:rPr>
+          <w:rFonts w:ascii="Times New Roman" w:hAnsi="Times New Roman"/>
+        </w:rPr>
+        <w:t>Ubicación: Glosario. Por tratarse de un término químico formal, es más adecuado reunirlo junto con otras definiciones específicas al final del informe.</w:t>
+      </w:r>
+    </w:p>
+    <w:p>
+      <w:pPr>
+        <w:rPr>
+          <w:rFonts w:ascii="Times New Roman" w:hAnsi="Times New Roman"/>
+          <w:b/>
+          <w:sz w:val="28"/>
+        </w:rPr>
+      </w:pPr>
+      <w:r>
+        <w:rPr>
+          <w:rFonts w:ascii="Times New Roman" w:hAnsi="Times New Roman"/>
+          <w:b/>
+          <w:sz w:val="28"/>
+        </w:rPr>
+        <w:t>2</w:t>
+      </w:r>
+      <w:r>
+        <w:rPr>
+          <w:rFonts w:ascii="Times New Roman" w:hAnsi="Times New Roman"/>
+          <w:b/>
+          <w:sz w:val="28"/>
+        </w:rPr>
+        <w:t>.</w:t>
+      </w:r>
+      <w:r>
+        <w:rPr>
+          <w:rFonts w:ascii="Times New Roman" w:hAnsi="Times New Roman"/>
+          <w:b/>
+          <w:sz w:val="28"/>
+        </w:rPr>
+        <w:t>3</w:t>
+      </w:r>
+      <w:r>
+        <w:rPr>
+          <w:rFonts w:ascii="Times New Roman" w:hAnsi="Times New Roman"/>
+          <w:b/>
+          <w:sz w:val="28"/>
+        </w:rPr>
+        <w:t xml:space="preserve"> </w:t>
+      </w:r>
+      <w:r>
+        <w:rPr>
+          <w:rFonts w:ascii="Times New Roman" w:hAnsi="Times New Roman"/>
+          <w:b/>
+          <w:sz w:val="28"/>
+        </w:rPr>
+        <w:t>Definición operativa</w:t>
       </w:r>
     </w:p>
     <w:p>
@@ -1269,27 +1707,90 @@
         <w:rPr>
           <w:rFonts w:ascii="Times New Roman" w:hAnsi="Times New Roman"/>
         </w:rPr>
-        <w:t xml:space="preserve">Carbonato de litio: </w:t>
-      </w:r>
-      <w:r>
-        <w:rPr>
-          <w:rFonts w:ascii="Times New Roman" w:hAnsi="Times New Roman"/>
-        </w:rPr>
-        <w:t xml:space="preserve">El carbonato de litio es un compuesto químico formado por un catión de litio (Li⁺) y un anión carbonato (CO₃²⁻), cuya fórmula molecular es </w:t>
-      </w:r>
-      <w:proofErr w:type="spellStart"/>
-      <w:r>
-        <w:rPr>
-          <w:rFonts w:ascii="Times New Roman" w:hAnsi="Times New Roman"/>
-        </w:rPr>
-        <w:t>Li₂CO</w:t>
-      </w:r>
-      <w:proofErr w:type="spellEnd"/>
-      <w:r>
-        <w:rPr>
-          <w:rFonts w:ascii="Times New Roman" w:hAnsi="Times New Roman"/>
-        </w:rPr>
-        <w:t>₃. Se trata de la principal forma en la que se comercializa y exporta el litio, siendo materia prima esencial para la producción de baterías de ion-litio.</w:t>
+        <w:t>Eficiencia de extracción de litio: En este informe se considerará como la relación entre la cantidad de litio recuperado en el proceso y la concentración inicial presente en la salmuera, expresada en porcentaje</w:t>
+      </w:r>
+      <w:r>
+        <w:rPr>
+          <w:rFonts w:ascii="Times New Roman" w:hAnsi="Times New Roman"/>
+        </w:rPr>
+        <w:t>.</w:t>
+      </w:r>
+    </w:p>
+    <w:p>
+      <w:pPr>
+        <w:spacing w:after="240" w:line="360" w:lineRule="auto"/>
+        <w:ind w:firstLine="425"/>
+        <w:jc w:val="both"/>
+        <w:rPr>
+          <w:rFonts w:ascii="Times New Roman" w:hAnsi="Times New Roman"/>
+        </w:rPr>
+      </w:pPr>
+      <w:r>
+        <w:rPr>
+          <w:rFonts w:ascii="Times New Roman" w:hAnsi="Times New Roman"/>
+        </w:rPr>
+        <w:t xml:space="preserve">Ubicación: Texto. Como es un termino que se utilizara durante el informe para comparar distintos métodos, se ubicará </w:t>
+      </w:r>
+      <w:r>
+        <w:rPr>
+          <w:rFonts w:ascii="Times New Roman" w:hAnsi="Times New Roman"/>
+        </w:rPr>
+        <w:t>al inicio de</w:t>
+      </w:r>
+      <w:r>
+        <w:rPr>
+          <w:rFonts w:ascii="Times New Roman" w:hAnsi="Times New Roman"/>
+        </w:rPr>
+        <w:t xml:space="preserve"> la sección del texto donde se comparen distintas tecnologías.</w:t>
+      </w:r>
+    </w:p>
+    <w:p>
+      <w:pPr>
+        <w:rPr>
+          <w:rFonts w:ascii="Times New Roman" w:hAnsi="Times New Roman"/>
+          <w:b/>
+          <w:sz w:val="28"/>
+        </w:rPr>
+      </w:pPr>
+      <w:r>
+        <w:rPr>
+          <w:rFonts w:ascii="Times New Roman" w:hAnsi="Times New Roman"/>
+          <w:b/>
+          <w:sz w:val="28"/>
+        </w:rPr>
+        <w:t>2</w:t>
+      </w:r>
+      <w:r>
+        <w:rPr>
+          <w:rFonts w:ascii="Times New Roman" w:hAnsi="Times New Roman"/>
+          <w:b/>
+          <w:sz w:val="28"/>
+        </w:rPr>
+        <w:t>.</w:t>
+      </w:r>
+      <w:r>
+        <w:rPr>
+          <w:rFonts w:ascii="Times New Roman" w:hAnsi="Times New Roman"/>
+          <w:b/>
+          <w:sz w:val="28"/>
+        </w:rPr>
+        <w:t>4</w:t>
+      </w:r>
+      <w:r>
+        <w:rPr>
+          <w:rFonts w:ascii="Times New Roman" w:hAnsi="Times New Roman"/>
+          <w:b/>
+          <w:sz w:val="28"/>
+        </w:rPr>
+        <w:t xml:space="preserve"> </w:t>
+      </w:r>
+      <w:r>
+        <w:rPr>
+          <w:rFonts w:ascii="Times New Roman" w:hAnsi="Times New Roman"/>
+          <w:b/>
+          <w:sz w:val="28"/>
+        </w:rPr>
+        <w:t>Definición estipulativa</w:t>
       </w:r>
     </w:p>
     <w:p>
@@ -1305,7 +1806,84 @@
         <w:rPr>
           <w:rFonts w:ascii="Times New Roman" w:hAnsi="Times New Roman"/>
         </w:rPr>
-        <w:t>Ubicación: Glosario. Por tratarse de un término químico formal, es más adecuado reunirlo junto con otras definiciones específicas al final del informe.</w:t>
+        <w:t>Tecnologías</w:t>
+      </w:r>
+      <w:r>
+        <w:rPr>
+          <w:rFonts w:ascii="Times New Roman" w:hAnsi="Times New Roman"/>
+        </w:rPr>
+        <w:t xml:space="preserve"> emergentes: En este informe </w:t>
+      </w:r>
+      <w:r>
+        <w:rPr>
+          <w:rFonts w:ascii="Times New Roman" w:hAnsi="Times New Roman"/>
+        </w:rPr>
+        <w:t>se utilizará el término “tecnologías emergentes” para referirse específicamente a los métodos de extracción directa de litio (DLE) y a los procesos en fase experimental, que aún no se aplican de manera masiva en Argentina, pero tienen potencial para hacerlo en los próximos años.</w:t>
+      </w:r>
+    </w:p>
+    <w:p>
+      <w:pPr>
+        <w:spacing w:after="240" w:line="360" w:lineRule="auto"/>
+        <w:ind w:firstLine="425"/>
+        <w:jc w:val="both"/>
+        <w:rPr>
+          <w:rFonts w:ascii="Times New Roman" w:hAnsi="Times New Roman"/>
+        </w:rPr>
+      </w:pPr>
+      <w:r>
+        <w:rPr>
+          <w:rFonts w:ascii="Times New Roman" w:hAnsi="Times New Roman"/>
+        </w:rPr>
+        <w:t>Ubicación: Texto. Se estipula al inicio del apartado donde se contrastan tecnologías tradicionales vs. emergentes, para fijar un criterio propio del trabajo.</w:t>
+      </w:r>
+    </w:p>
+    <w:p>
+      <w:pPr>
+        <w:rPr>
+          <w:rFonts w:ascii="Times New Roman" w:hAnsi="Times New Roman"/>
+          <w:b/>
+          <w:sz w:val="28"/>
+        </w:rPr>
+      </w:pPr>
+      <w:r>
+        <w:rPr>
+          <w:rFonts w:ascii="Times New Roman" w:hAnsi="Times New Roman"/>
+          <w:b/>
+          <w:sz w:val="28"/>
+        </w:rPr>
+        <w:t>2</w:t>
+      </w:r>
+      <w:r>
+        <w:rPr>
+          <w:rFonts w:ascii="Times New Roman" w:hAnsi="Times New Roman"/>
+          <w:b/>
+          <w:sz w:val="28"/>
+        </w:rPr>
+        <w:t>.</w:t>
+      </w:r>
+      <w:r>
+        <w:rPr>
+          <w:rFonts w:ascii="Times New Roman" w:hAnsi="Times New Roman"/>
+          <w:b/>
+          <w:sz w:val="28"/>
+        </w:rPr>
+        <w:t>5</w:t>
+      </w:r>
+      <w:r>
+        <w:rPr>
+          <w:rFonts w:ascii="Times New Roman" w:hAnsi="Times New Roman"/>
+          <w:b/>
+          <w:sz w:val="28"/>
+        </w:rPr>
+        <w:t xml:space="preserve"> </w:t>
+      </w:r>
+      <w:r>
+        <w:rPr>
+          <w:rFonts w:ascii="Times New Roman" w:hAnsi="Times New Roman"/>
+          <w:b/>
+          <w:sz w:val="28"/>
+        </w:rPr>
+        <w:t>Definición expandida</w:t>
       </w:r>
     </w:p>
     <w:p>
@@ -1317,54 +1895,23 @@
           <w:rFonts w:ascii="Times New Roman" w:hAnsi="Times New Roman"/>
         </w:rPr>
       </w:pPr>
-    </w:p>
-    <w:p>
-      <w:pPr>
-        <w:rPr>
-          <w:rFonts w:ascii="Times New Roman" w:hAnsi="Times New Roman"/>
-          <w:b/>
-          <w:sz w:val="28"/>
-        </w:rPr>
-      </w:pPr>
-      <w:r>
-        <w:rPr>
-          <w:rFonts w:ascii="Times New Roman" w:hAnsi="Times New Roman"/>
-          <w:b/>
-          <w:sz w:val="28"/>
-        </w:rPr>
-        <w:t>2</w:t>
-      </w:r>
-      <w:r>
-        <w:rPr>
-          <w:rFonts w:ascii="Times New Roman" w:hAnsi="Times New Roman"/>
-          <w:b/>
-          <w:sz w:val="28"/>
-        </w:rPr>
-        <w:t>.</w:t>
-      </w:r>
-      <w:r>
-        <w:rPr>
-          <w:rFonts w:ascii="Times New Roman" w:hAnsi="Times New Roman"/>
-          <w:b/>
-          <w:sz w:val="28"/>
-        </w:rPr>
-        <w:t>3</w:t>
-      </w:r>
-      <w:r>
-        <w:rPr>
-          <w:rFonts w:ascii="Times New Roman" w:hAnsi="Times New Roman"/>
-          <w:b/>
-          <w:sz w:val="28"/>
-        </w:rPr>
-        <w:t xml:space="preserve"> </w:t>
-      </w:r>
-      <w:r>
-        <w:rPr>
-          <w:rFonts w:ascii="Times New Roman" w:hAnsi="Times New Roman"/>
-          <w:b/>
-          <w:sz w:val="28"/>
-        </w:rPr>
-        <w:t>Definición operativa</w:t>
+      <w:r>
+        <w:rPr>
+          <w:rFonts w:ascii="Times New Roman" w:hAnsi="Times New Roman"/>
+        </w:rPr>
+        <w:t>Baterías</w:t>
+      </w:r>
+      <w:r>
+        <w:rPr>
+          <w:rFonts w:ascii="Times New Roman" w:hAnsi="Times New Roman"/>
+        </w:rPr>
+        <w:t xml:space="preserve"> de estado sólido: </w:t>
+      </w:r>
+      <w:r>
+        <w:rPr>
+          <w:rFonts w:ascii="Times New Roman" w:hAnsi="Times New Roman"/>
+        </w:rPr>
+        <w:t>Las baterías de estado sólido son una variante de las baterías recargables en las que el electrolito líquido se reemplaza por un material sólido conductor de iones. Este diseño permite alcanzar mayor densidad energética, menor riesgo de incendio y mayor vida útil en comparación con las baterías de ion-litio convencionales. Aunque su desarrollo aún se encuentra en etapa de investigación y pruebas piloto, se consideran una de las alternativas tecnológicas más prometedoras para el almacenamiento de energía en el futuro cercano.</w:t>
       </w:r>
     </w:p>
     <w:p>
@@ -1380,377 +1927,11 @@
         <w:rPr>
           <w:rFonts w:ascii="Times New Roman" w:hAnsi="Times New Roman"/>
         </w:rPr>
-        <w:t>Definir un término del enfoque individual que deba ser clarificado a través de una definición operativa.</w:t>
-      </w:r>
-    </w:p>
-    <w:p>
-      <w:pPr>
-        <w:spacing w:after="0" w:line="360" w:lineRule="auto"/>
-        <w:ind w:firstLine="426"/>
-        <w:jc w:val="both"/>
-        <w:rPr>
-          <w:rFonts w:ascii="Times New Roman" w:hAnsi="Times New Roman"/>
-          <w:u w:val="single"/>
-        </w:rPr>
-      </w:pPr>
-    </w:p>
-    <w:p>
-      <w:pPr>
-        <w:rPr>
-          <w:rFonts w:ascii="Times New Roman" w:hAnsi="Times New Roman"/>
-          <w:b/>
-          <w:sz w:val="28"/>
-        </w:rPr>
-      </w:pPr>
-      <w:r>
-        <w:rPr>
-          <w:rFonts w:ascii="Times New Roman" w:hAnsi="Times New Roman"/>
-          <w:b/>
-          <w:sz w:val="28"/>
-        </w:rPr>
-        <w:t>2</w:t>
-      </w:r>
-      <w:r>
-        <w:rPr>
-          <w:rFonts w:ascii="Times New Roman" w:hAnsi="Times New Roman"/>
-          <w:b/>
-          <w:sz w:val="28"/>
-        </w:rPr>
-        <w:t>.</w:t>
-      </w:r>
-      <w:r>
-        <w:rPr>
-          <w:rFonts w:ascii="Times New Roman" w:hAnsi="Times New Roman"/>
-          <w:b/>
-          <w:sz w:val="28"/>
-        </w:rPr>
-        <w:t>4</w:t>
-      </w:r>
-      <w:r>
-        <w:rPr>
-          <w:rFonts w:ascii="Times New Roman" w:hAnsi="Times New Roman"/>
-          <w:b/>
-          <w:sz w:val="28"/>
-        </w:rPr>
-        <w:t xml:space="preserve"> </w:t>
-      </w:r>
-      <w:r>
-        <w:rPr>
-          <w:rFonts w:ascii="Times New Roman" w:hAnsi="Times New Roman"/>
-          <w:b/>
-          <w:sz w:val="28"/>
-        </w:rPr>
-        <w:t xml:space="preserve">Definición </w:t>
-      </w:r>
-      <w:proofErr w:type="spellStart"/>
-      <w:r>
-        <w:rPr>
-          <w:rFonts w:ascii="Times New Roman" w:hAnsi="Times New Roman"/>
-          <w:b/>
-          <w:sz w:val="28"/>
-        </w:rPr>
-        <w:t>estipulativa</w:t>
-      </w:r>
-      <w:proofErr w:type="spellEnd"/>
-    </w:p>
-    <w:p>
-      <w:pPr>
-        <w:spacing w:after="0" w:line="360" w:lineRule="auto"/>
-        <w:ind w:firstLine="426"/>
-        <w:jc w:val="both"/>
-        <w:rPr>
-          <w:rFonts w:ascii="Times New Roman" w:hAnsi="Times New Roman"/>
-        </w:rPr>
-      </w:pPr>
-      <w:r>
-        <w:rPr>
-          <w:rFonts w:ascii="Times New Roman" w:hAnsi="Times New Roman"/>
-        </w:rPr>
-        <w:t xml:space="preserve">De la misma forma que en las actividades anteriores, definir un término del enfoque individual que deba ser clarificado a través de una definición </w:t>
-      </w:r>
-      <w:proofErr w:type="spellStart"/>
-      <w:r>
-        <w:rPr>
-          <w:rFonts w:ascii="Times New Roman" w:hAnsi="Times New Roman"/>
-        </w:rPr>
-        <w:t>estipulativa</w:t>
-      </w:r>
-      <w:proofErr w:type="spellEnd"/>
-      <w:r>
-        <w:rPr>
-          <w:rFonts w:ascii="Times New Roman" w:hAnsi="Times New Roman"/>
-        </w:rPr>
-        <w:t>.</w:t>
-      </w:r>
-    </w:p>
-    <w:p>
-      <w:pPr>
-        <w:spacing w:after="0" w:line="360" w:lineRule="auto"/>
-        <w:ind w:firstLine="426"/>
-        <w:jc w:val="both"/>
-        <w:rPr>
-          <w:rFonts w:ascii="Times New Roman" w:hAnsi="Times New Roman"/>
-        </w:rPr>
-      </w:pPr>
-      <w:proofErr w:type="spellStart"/>
-      <w:r>
-        <w:rPr>
-          <w:rFonts w:ascii="Times New Roman" w:hAnsi="Times New Roman"/>
-        </w:rPr>
-        <w:t>Tecnologias</w:t>
-      </w:r>
-      <w:proofErr w:type="spellEnd"/>
-      <w:r>
-        <w:rPr>
-          <w:rFonts w:ascii="Times New Roman" w:hAnsi="Times New Roman"/>
-        </w:rPr>
-        <w:t xml:space="preserve"> emergentes: En este informe </w:t>
-      </w:r>
-      <w:r>
-        <w:rPr>
-          <w:rFonts w:ascii="Times New Roman" w:hAnsi="Times New Roman"/>
-        </w:rPr>
-        <w:t xml:space="preserve">se utilizará el término “tecnologías emergentes de extracción” para referirse específicamente a los métodos de extracción directa de litio (DLE) y a los procesos híbridos en fase experimental, que aún no se aplican de manera masiva en </w:t>
-      </w:r>
-      <w:r>
-        <w:rPr>
-          <w:rFonts w:ascii="Times New Roman" w:hAnsi="Times New Roman"/>
-        </w:rPr>
-        <w:t>Argentina,</w:t>
-      </w:r>
-      <w:r>
-        <w:rPr>
-          <w:rFonts w:ascii="Times New Roman" w:hAnsi="Times New Roman"/>
-        </w:rPr>
-        <w:t xml:space="preserve"> pero tienen potencial para hacerlo en los próximos años.</w:t>
-      </w:r>
-    </w:p>
-    <w:p>
-      <w:pPr>
-        <w:spacing w:after="0" w:line="360" w:lineRule="auto"/>
-        <w:ind w:firstLine="426"/>
-        <w:jc w:val="both"/>
-        <w:rPr>
-          <w:rFonts w:ascii="Times New Roman" w:hAnsi="Times New Roman"/>
-        </w:rPr>
-      </w:pPr>
-      <w:r>
-        <w:rPr>
-          <w:rFonts w:ascii="Times New Roman" w:hAnsi="Times New Roman"/>
-        </w:rPr>
-        <w:lastRenderedPageBreak/>
-        <w:t>Ubicación: Texto. Se estipula al inicio del apartado donde se contrastan tecnologías tradicionales vs. emergentes, para fijar un criterio propio del trabajo.</w:t>
-      </w:r>
-    </w:p>
-    <w:p>
-      <w:pPr>
-        <w:spacing w:after="0" w:line="360" w:lineRule="auto"/>
-        <w:ind w:firstLine="426"/>
-        <w:jc w:val="both"/>
-        <w:rPr>
-          <w:rFonts w:ascii="Times New Roman" w:hAnsi="Times New Roman"/>
-        </w:rPr>
-      </w:pPr>
-    </w:p>
-    <w:p>
-      <w:pPr>
-        <w:rPr>
-          <w:rFonts w:ascii="Times New Roman" w:hAnsi="Times New Roman"/>
-          <w:b/>
-          <w:sz w:val="28"/>
-        </w:rPr>
-      </w:pPr>
-      <w:r>
-        <w:rPr>
-          <w:rFonts w:ascii="Times New Roman" w:hAnsi="Times New Roman"/>
-          <w:b/>
-          <w:sz w:val="28"/>
-        </w:rPr>
-        <w:t>2</w:t>
-      </w:r>
-      <w:r>
-        <w:rPr>
-          <w:rFonts w:ascii="Times New Roman" w:hAnsi="Times New Roman"/>
-          <w:b/>
-          <w:sz w:val="28"/>
-        </w:rPr>
-        <w:t>.</w:t>
-      </w:r>
-      <w:r>
-        <w:rPr>
-          <w:rFonts w:ascii="Times New Roman" w:hAnsi="Times New Roman"/>
-          <w:b/>
-          <w:sz w:val="28"/>
-        </w:rPr>
-        <w:t>5</w:t>
-      </w:r>
-      <w:r>
-        <w:rPr>
-          <w:rFonts w:ascii="Times New Roman" w:hAnsi="Times New Roman"/>
-          <w:b/>
-          <w:sz w:val="28"/>
-        </w:rPr>
-        <w:t xml:space="preserve"> </w:t>
-      </w:r>
-      <w:r>
-        <w:rPr>
-          <w:rFonts w:ascii="Times New Roman" w:hAnsi="Times New Roman"/>
-          <w:b/>
-          <w:sz w:val="28"/>
-        </w:rPr>
-        <w:t>Definición expandida</w:t>
-      </w:r>
-    </w:p>
-    <w:p>
-      <w:pPr>
-        <w:spacing w:after="0" w:line="360" w:lineRule="auto"/>
-        <w:ind w:firstLine="426"/>
-        <w:jc w:val="both"/>
-        <w:rPr>
-          <w:rFonts w:ascii="Times New Roman" w:hAnsi="Times New Roman"/>
-        </w:rPr>
-      </w:pPr>
-      <w:r>
-        <w:rPr>
-          <w:rFonts w:ascii="Times New Roman" w:hAnsi="Times New Roman"/>
-        </w:rPr>
-        <w:t>Seleccionar un término del enfoque individual y clarificarlo utilizando una definición expandida.</w:t>
-      </w:r>
-    </w:p>
-    <w:p>
-      <w:pPr>
-        <w:spacing w:after="0" w:line="360" w:lineRule="auto"/>
-        <w:ind w:firstLine="426"/>
-        <w:jc w:val="both"/>
-        <w:rPr>
-          <w:rFonts w:ascii="Times New Roman" w:hAnsi="Times New Roman"/>
-        </w:rPr>
-      </w:pPr>
-      <w:r>
-        <w:rPr>
-          <w:rFonts w:ascii="Times New Roman" w:hAnsi="Times New Roman"/>
-        </w:rPr>
-        <w:t>Baterías</w:t>
-      </w:r>
-      <w:r>
-        <w:rPr>
-          <w:rFonts w:ascii="Times New Roman" w:hAnsi="Times New Roman"/>
-        </w:rPr>
-        <w:t xml:space="preserve"> de estado sólido: </w:t>
-      </w:r>
-      <w:r>
-        <w:rPr>
-          <w:rFonts w:ascii="Times New Roman" w:hAnsi="Times New Roman"/>
-        </w:rPr>
-        <w:t>Las baterías de estado sólido son una variante de las baterías recargables en las que el electrolito líquido se reemplaza por un material sólido conductor de iones. Este diseño permite alcanzar mayor densidad energética, menor riesgo de incendio y mayor vida útil en comparación con las baterías de ion-litio convencionales. Aunque su desarrollo aún se encuentra en etapa de investigación y pruebas piloto, se consideran una de las alternativas tecnológicas más prometedoras para el almacenamiento de energía en el futuro cercano.</w:t>
-      </w:r>
-    </w:p>
-    <w:p>
-      <w:pPr>
-        <w:spacing w:after="0" w:line="360" w:lineRule="auto"/>
-        <w:ind w:firstLine="426"/>
-        <w:jc w:val="both"/>
-        <w:rPr>
-          <w:rFonts w:ascii="Times New Roman" w:hAnsi="Times New Roman"/>
-        </w:rPr>
-      </w:pPr>
-      <w:r>
-        <w:rPr>
-          <w:rFonts w:ascii="Times New Roman" w:hAnsi="Times New Roman"/>
-        </w:rPr>
         <w:t>Ubicación: Pie de página. Se explica en detalle la primera vez que aparece, sin interrumpir el hilo del texto principal.</w:t>
       </w:r>
     </w:p>
-    <w:p>
-      <w:pPr>
-        <w:spacing w:after="0" w:line="360" w:lineRule="auto"/>
-        <w:ind w:firstLine="426"/>
-        <w:jc w:val="both"/>
-        <w:rPr>
-          <w:rFonts w:ascii="Times New Roman" w:hAnsi="Times New Roman"/>
-        </w:rPr>
-      </w:pPr>
-    </w:p>
-    <w:p>
-      <w:pPr>
-        <w:rPr>
-          <w:rFonts w:ascii="Times New Roman" w:hAnsi="Times New Roman"/>
-          <w:b/>
-          <w:sz w:val="28"/>
-        </w:rPr>
-      </w:pPr>
-      <w:r>
-        <w:rPr>
-          <w:rFonts w:ascii="Times New Roman" w:hAnsi="Times New Roman"/>
-          <w:b/>
-          <w:sz w:val="28"/>
-        </w:rPr>
-        <w:t>2</w:t>
-      </w:r>
-      <w:r>
-        <w:rPr>
-          <w:rFonts w:ascii="Times New Roman" w:hAnsi="Times New Roman"/>
-          <w:b/>
-          <w:sz w:val="28"/>
-        </w:rPr>
-        <w:t>.</w:t>
-      </w:r>
-      <w:r>
-        <w:rPr>
-          <w:rFonts w:ascii="Times New Roman" w:hAnsi="Times New Roman"/>
-          <w:b/>
-          <w:sz w:val="28"/>
-        </w:rPr>
-        <w:t>6</w:t>
-      </w:r>
-      <w:r>
-        <w:rPr>
-          <w:rFonts w:ascii="Times New Roman" w:hAnsi="Times New Roman"/>
-          <w:b/>
-          <w:sz w:val="28"/>
-        </w:rPr>
-        <w:t xml:space="preserve"> </w:t>
-      </w:r>
-      <w:r>
-        <w:rPr>
-          <w:rFonts w:ascii="Times New Roman" w:hAnsi="Times New Roman"/>
-          <w:b/>
-          <w:sz w:val="28"/>
-        </w:rPr>
-        <w:t xml:space="preserve">Ubicación de las definiciones </w:t>
-      </w:r>
-    </w:p>
-    <w:p>
-      <w:pPr>
-        <w:spacing w:after="0" w:line="360" w:lineRule="auto"/>
-        <w:ind w:firstLine="426"/>
-        <w:jc w:val="both"/>
-        <w:rPr>
-          <w:rFonts w:ascii="Times New Roman" w:hAnsi="Times New Roman"/>
-        </w:rPr>
-      </w:pPr>
-      <w:r>
-        <w:rPr>
-          <w:rFonts w:ascii="Times New Roman" w:hAnsi="Times New Roman"/>
-        </w:rPr>
-        <w:t>Revisar cada una de las 5 definiciones redactadas para el informe técnico e indicar la posición donde se ubicarán dentro del mismo (texto, pie de página o glosario), justificando su elección.</w:t>
-      </w:r>
-    </w:p>
-    <w:p>
-      <w:pPr>
-        <w:spacing w:after="0" w:line="360" w:lineRule="auto"/>
-        <w:ind w:firstLine="426"/>
-        <w:jc w:val="both"/>
-        <w:rPr>
-          <w:rFonts w:ascii="Times New Roman" w:hAnsi="Times New Roman"/>
-          <w:sz w:val="56"/>
-          <w:szCs w:val="56"/>
-          <w:u w:val="single"/>
-        </w:rPr>
-      </w:pPr>
-    </w:p>
     <w:sectPr>
-      <w:footerReference w:type="default" r:id="rId8"/>
+      <w:footerReference w:type="default" r:id="rId9"/>
       <w:pgSz w:w="11906" w:h="16838"/>
       <w:pgMar w:top="1418" w:right="1134" w:bottom="1418" w:left="1701" w:header="709" w:footer="709" w:gutter="0"/>
       <w:pgNumType w:start="0"/>
@@ -2124,6 +2305,119 @@
     </w:lvl>
   </w:abstractNum>
   <w:abstractNum w:abstractNumId="3" w15:restartNumberingAfterBreak="0">
+    <w:nsid w:val="1B3D3497"/>
+    <w:multiLevelType w:val="hybridMultilevel"/>
+    <w:tmpl w:val="86C6E560"/>
+    <w:lvl w:ilvl="0" w:tplc="2C0A0001">
+      <w:start w:val="1"/>
+      <w:numFmt w:val="bullet"/>
+      <w:lvlText w:val=""/>
+      <w:lvlJc w:val="left"/>
+      <w:pPr>
+        <w:ind w:left="1146" w:hanging="360"/>
+      </w:pPr>
+      <w:rPr>
+        <w:rFonts w:ascii="Symbol" w:hAnsi="Symbol" w:hint="default"/>
+      </w:rPr>
+    </w:lvl>
+    <w:lvl w:ilvl="1" w:tplc="2C0A0003" w:tentative="1">
+      <w:start w:val="1"/>
+      <w:numFmt w:val="bullet"/>
+      <w:lvlText w:val="o"/>
+      <w:lvlJc w:val="left"/>
+      <w:pPr>
+        <w:ind w:left="1866" w:hanging="360"/>
+      </w:pPr>
+      <w:rPr>
+        <w:rFonts w:ascii="Courier New" w:hAnsi="Courier New" w:cs="Courier New" w:hint="default"/>
+      </w:rPr>
+    </w:lvl>
+    <w:lvl w:ilvl="2" w:tplc="2C0A0005" w:tentative="1">
+      <w:start w:val="1"/>
+      <w:numFmt w:val="bullet"/>
+      <w:lvlText w:val=""/>
+      <w:lvlJc w:val="left"/>
+      <w:pPr>
+        <w:ind w:left="2586" w:hanging="360"/>
+      </w:pPr>
+      <w:rPr>
+        <w:rFonts w:ascii="Wingdings" w:hAnsi="Wingdings" w:hint="default"/>
+      </w:rPr>
+    </w:lvl>
+    <w:lvl w:ilvl="3" w:tplc="2C0A0001" w:tentative="1">
+      <w:start w:val="1"/>
+      <w:numFmt w:val="bullet"/>
+      <w:lvlText w:val=""/>
+      <w:lvlJc w:val="left"/>
+      <w:pPr>
+        <w:ind w:left="3306" w:hanging="360"/>
+      </w:pPr>
+      <w:rPr>
+        <w:rFonts w:ascii="Symbol" w:hAnsi="Symbol" w:hint="default"/>
+      </w:rPr>
+    </w:lvl>
+    <w:lvl w:ilvl="4" w:tplc="2C0A0003" w:tentative="1">
+      <w:start w:val="1"/>
+      <w:numFmt w:val="bullet"/>
+      <w:lvlText w:val="o"/>
+      <w:lvlJc w:val="left"/>
+      <w:pPr>
+        <w:ind w:left="4026" w:hanging="360"/>
+      </w:pPr>
+      <w:rPr>
+        <w:rFonts w:ascii="Courier New" w:hAnsi="Courier New" w:cs="Courier New" w:hint="default"/>
+      </w:rPr>
+    </w:lvl>
+    <w:lvl w:ilvl="5" w:tplc="2C0A0005" w:tentative="1">
+      <w:start w:val="1"/>
+      <w:numFmt w:val="bullet"/>
+      <w:lvlText w:val=""/>
+      <w:lvlJc w:val="left"/>
+      <w:pPr>
+        <w:ind w:left="4746" w:hanging="360"/>
+      </w:pPr>
+      <w:rPr>
+        <w:rFonts w:ascii="Wingdings" w:hAnsi="Wingdings" w:hint="default"/>
+      </w:rPr>
+    </w:lvl>
+    <w:lvl w:ilvl="6" w:tplc="2C0A0001" w:tentative="1">
+      <w:start w:val="1"/>
+      <w:numFmt w:val="bullet"/>
+      <w:lvlText w:val=""/>
+      <w:lvlJc w:val="left"/>
+      <w:pPr>
+        <w:ind w:left="5466" w:hanging="360"/>
+      </w:pPr>
+      <w:rPr>
+        <w:rFonts w:ascii="Symbol" w:hAnsi="Symbol" w:hint="default"/>
+      </w:rPr>
+    </w:lvl>
+    <w:lvl w:ilvl="7" w:tplc="2C0A0003" w:tentative="1">
+      <w:start w:val="1"/>
+      <w:numFmt w:val="bullet"/>
+      <w:lvlText w:val="o"/>
+      <w:lvlJc w:val="left"/>
+      <w:pPr>
+        <w:ind w:left="6186" w:hanging="360"/>
+      </w:pPr>
+      <w:rPr>
+        <w:rFonts w:ascii="Courier New" w:hAnsi="Courier New" w:cs="Courier New" w:hint="default"/>
+      </w:rPr>
+    </w:lvl>
+    <w:lvl w:ilvl="8" w:tplc="2C0A0005" w:tentative="1">
+      <w:start w:val="1"/>
+      <w:numFmt w:val="bullet"/>
+      <w:lvlText w:val=""/>
+      <w:lvlJc w:val="left"/>
+      <w:pPr>
+        <w:ind w:left="6906" w:hanging="360"/>
+      </w:pPr>
+      <w:rPr>
+        <w:rFonts w:ascii="Wingdings" w:hAnsi="Wingdings" w:hint="default"/>
+      </w:rPr>
+    </w:lvl>
+  </w:abstractNum>
+  <w:abstractNum w:abstractNumId="4" w15:restartNumberingAfterBreak="0">
     <w:nsid w:val="1DE80693"/>
     <w:multiLevelType w:val="hybridMultilevel"/>
     <w:tmpl w:val="E07EBD0A"/>
@@ -2209,7 +2503,7 @@
       </w:pPr>
     </w:lvl>
   </w:abstractNum>
-  <w:abstractNum w:abstractNumId="4" w15:restartNumberingAfterBreak="0">
+  <w:abstractNum w:abstractNumId="5" w15:restartNumberingAfterBreak="0">
     <w:nsid w:val="2A7E6115"/>
     <w:multiLevelType w:val="multilevel"/>
     <w:tmpl w:val="51385082"/>
@@ -2322,7 +2616,7 @@
       </w:rPr>
     </w:lvl>
   </w:abstractNum>
-  <w:abstractNum w:abstractNumId="5" w15:restartNumberingAfterBreak="0">
+  <w:abstractNum w:abstractNumId="6" w15:restartNumberingAfterBreak="0">
     <w:nsid w:val="2EC85A6F"/>
     <w:multiLevelType w:val="hybridMultilevel"/>
     <w:tmpl w:val="177EAC5C"/>
@@ -2435,7 +2729,7 @@
       </w:rPr>
     </w:lvl>
   </w:abstractNum>
-  <w:abstractNum w:abstractNumId="6" w15:restartNumberingAfterBreak="0">
+  <w:abstractNum w:abstractNumId="7" w15:restartNumberingAfterBreak="0">
     <w:nsid w:val="2ED73B03"/>
     <w:multiLevelType w:val="hybridMultilevel"/>
     <w:tmpl w:val="8D3CCE16"/>
@@ -2524,7 +2818,233 @@
       </w:pPr>
     </w:lvl>
   </w:abstractNum>
-  <w:abstractNum w:abstractNumId="7" w15:restartNumberingAfterBreak="0">
+  <w:abstractNum w:abstractNumId="8" w15:restartNumberingAfterBreak="0">
+    <w:nsid w:val="44C3203D"/>
+    <w:multiLevelType w:val="hybridMultilevel"/>
+    <w:tmpl w:val="0EDA2178"/>
+    <w:lvl w:ilvl="0" w:tplc="2C0A0001">
+      <w:start w:val="1"/>
+      <w:numFmt w:val="bullet"/>
+      <w:lvlText w:val=""/>
+      <w:lvlJc w:val="left"/>
+      <w:pPr>
+        <w:ind w:left="1146" w:hanging="360"/>
+      </w:pPr>
+      <w:rPr>
+        <w:rFonts w:ascii="Symbol" w:hAnsi="Symbol" w:hint="default"/>
+      </w:rPr>
+    </w:lvl>
+    <w:lvl w:ilvl="1" w:tplc="2C0A0003" w:tentative="1">
+      <w:start w:val="1"/>
+      <w:numFmt w:val="bullet"/>
+      <w:lvlText w:val="o"/>
+      <w:lvlJc w:val="left"/>
+      <w:pPr>
+        <w:ind w:left="1866" w:hanging="360"/>
+      </w:pPr>
+      <w:rPr>
+        <w:rFonts w:ascii="Courier New" w:hAnsi="Courier New" w:cs="Courier New" w:hint="default"/>
+      </w:rPr>
+    </w:lvl>
+    <w:lvl w:ilvl="2" w:tplc="2C0A0005" w:tentative="1">
+      <w:start w:val="1"/>
+      <w:numFmt w:val="bullet"/>
+      <w:lvlText w:val=""/>
+      <w:lvlJc w:val="left"/>
+      <w:pPr>
+        <w:ind w:left="2586" w:hanging="360"/>
+      </w:pPr>
+      <w:rPr>
+        <w:rFonts w:ascii="Wingdings" w:hAnsi="Wingdings" w:hint="default"/>
+      </w:rPr>
+    </w:lvl>
+    <w:lvl w:ilvl="3" w:tplc="2C0A0001" w:tentative="1">
+      <w:start w:val="1"/>
+      <w:numFmt w:val="bullet"/>
+      <w:lvlText w:val=""/>
+      <w:lvlJc w:val="left"/>
+      <w:pPr>
+        <w:ind w:left="3306" w:hanging="360"/>
+      </w:pPr>
+      <w:rPr>
+        <w:rFonts w:ascii="Symbol" w:hAnsi="Symbol" w:hint="default"/>
+      </w:rPr>
+    </w:lvl>
+    <w:lvl w:ilvl="4" w:tplc="2C0A0003" w:tentative="1">
+      <w:start w:val="1"/>
+      <w:numFmt w:val="bullet"/>
+      <w:lvlText w:val="o"/>
+      <w:lvlJc w:val="left"/>
+      <w:pPr>
+        <w:ind w:left="4026" w:hanging="360"/>
+      </w:pPr>
+      <w:rPr>
+        <w:rFonts w:ascii="Courier New" w:hAnsi="Courier New" w:cs="Courier New" w:hint="default"/>
+      </w:rPr>
+    </w:lvl>
+    <w:lvl w:ilvl="5" w:tplc="2C0A0005" w:tentative="1">
+      <w:start w:val="1"/>
+      <w:numFmt w:val="bullet"/>
+      <w:lvlText w:val=""/>
+      <w:lvlJc w:val="left"/>
+      <w:pPr>
+        <w:ind w:left="4746" w:hanging="360"/>
+      </w:pPr>
+      <w:rPr>
+        <w:rFonts w:ascii="Wingdings" w:hAnsi="Wingdings" w:hint="default"/>
+      </w:rPr>
+    </w:lvl>
+    <w:lvl w:ilvl="6" w:tplc="2C0A0001" w:tentative="1">
+      <w:start w:val="1"/>
+      <w:numFmt w:val="bullet"/>
+      <w:lvlText w:val=""/>
+      <w:lvlJc w:val="left"/>
+      <w:pPr>
+        <w:ind w:left="5466" w:hanging="360"/>
+      </w:pPr>
+      <w:rPr>
+        <w:rFonts w:ascii="Symbol" w:hAnsi="Symbol" w:hint="default"/>
+      </w:rPr>
+    </w:lvl>
+    <w:lvl w:ilvl="7" w:tplc="2C0A0003" w:tentative="1">
+      <w:start w:val="1"/>
+      <w:numFmt w:val="bullet"/>
+      <w:lvlText w:val="o"/>
+      <w:lvlJc w:val="left"/>
+      <w:pPr>
+        <w:ind w:left="6186" w:hanging="360"/>
+      </w:pPr>
+      <w:rPr>
+        <w:rFonts w:ascii="Courier New" w:hAnsi="Courier New" w:cs="Courier New" w:hint="default"/>
+      </w:rPr>
+    </w:lvl>
+    <w:lvl w:ilvl="8" w:tplc="2C0A0005" w:tentative="1">
+      <w:start w:val="1"/>
+      <w:numFmt w:val="bullet"/>
+      <w:lvlText w:val=""/>
+      <w:lvlJc w:val="left"/>
+      <w:pPr>
+        <w:ind w:left="6906" w:hanging="360"/>
+      </w:pPr>
+      <w:rPr>
+        <w:rFonts w:ascii="Wingdings" w:hAnsi="Wingdings" w:hint="default"/>
+      </w:rPr>
+    </w:lvl>
+  </w:abstractNum>
+  <w:abstractNum w:abstractNumId="9" w15:restartNumberingAfterBreak="0">
+    <w:nsid w:val="4C993F2E"/>
+    <w:multiLevelType w:val="hybridMultilevel"/>
+    <w:tmpl w:val="28A83946"/>
+    <w:lvl w:ilvl="0" w:tplc="2C0A0001">
+      <w:start w:val="1"/>
+      <w:numFmt w:val="bullet"/>
+      <w:lvlText w:val=""/>
+      <w:lvlJc w:val="left"/>
+      <w:pPr>
+        <w:ind w:left="1146" w:hanging="360"/>
+      </w:pPr>
+      <w:rPr>
+        <w:rFonts w:ascii="Symbol" w:hAnsi="Symbol" w:hint="default"/>
+      </w:rPr>
+    </w:lvl>
+    <w:lvl w:ilvl="1" w:tplc="2C0A0003" w:tentative="1">
+      <w:start w:val="1"/>
+      <w:numFmt w:val="bullet"/>
+      <w:lvlText w:val="o"/>
+      <w:lvlJc w:val="left"/>
+      <w:pPr>
+        <w:ind w:left="1866" w:hanging="360"/>
+      </w:pPr>
+      <w:rPr>
+        <w:rFonts w:ascii="Courier New" w:hAnsi="Courier New" w:cs="Courier New" w:hint="default"/>
+      </w:rPr>
+    </w:lvl>
+    <w:lvl w:ilvl="2" w:tplc="2C0A0005" w:tentative="1">
+      <w:start w:val="1"/>
+      <w:numFmt w:val="bullet"/>
+      <w:lvlText w:val=""/>
+      <w:lvlJc w:val="left"/>
+      <w:pPr>
+        <w:ind w:left="2586" w:hanging="360"/>
+      </w:pPr>
+      <w:rPr>
+        <w:rFonts w:ascii="Wingdings" w:hAnsi="Wingdings" w:hint="default"/>
+      </w:rPr>
+    </w:lvl>
+    <w:lvl w:ilvl="3" w:tplc="2C0A0001" w:tentative="1">
+      <w:start w:val="1"/>
+      <w:numFmt w:val="bullet"/>
+      <w:lvlText w:val=""/>
+      <w:lvlJc w:val="left"/>
+      <w:pPr>
+        <w:ind w:left="3306" w:hanging="360"/>
+      </w:pPr>
+      <w:rPr>
+        <w:rFonts w:ascii="Symbol" w:hAnsi="Symbol" w:hint="default"/>
+      </w:rPr>
+    </w:lvl>
+    <w:lvl w:ilvl="4" w:tplc="2C0A0003" w:tentative="1">
+      <w:start w:val="1"/>
+      <w:numFmt w:val="bullet"/>
+      <w:lvlText w:val="o"/>
+      <w:lvlJc w:val="left"/>
+      <w:pPr>
+        <w:ind w:left="4026" w:hanging="360"/>
+      </w:pPr>
+      <w:rPr>
+        <w:rFonts w:ascii="Courier New" w:hAnsi="Courier New" w:cs="Courier New" w:hint="default"/>
+      </w:rPr>
+    </w:lvl>
+    <w:lvl w:ilvl="5" w:tplc="2C0A0005" w:tentative="1">
+      <w:start w:val="1"/>
+      <w:numFmt w:val="bullet"/>
+      <w:lvlText w:val=""/>
+      <w:lvlJc w:val="left"/>
+      <w:pPr>
+        <w:ind w:left="4746" w:hanging="360"/>
+      </w:pPr>
+      <w:rPr>
+        <w:rFonts w:ascii="Wingdings" w:hAnsi="Wingdings" w:hint="default"/>
+      </w:rPr>
+    </w:lvl>
+    <w:lvl w:ilvl="6" w:tplc="2C0A0001" w:tentative="1">
+      <w:start w:val="1"/>
+      <w:numFmt w:val="bullet"/>
+      <w:lvlText w:val=""/>
+      <w:lvlJc w:val="left"/>
+      <w:pPr>
+        <w:ind w:left="5466" w:hanging="360"/>
+      </w:pPr>
+      <w:rPr>
+        <w:rFonts w:ascii="Symbol" w:hAnsi="Symbol" w:hint="default"/>
+      </w:rPr>
+    </w:lvl>
+    <w:lvl w:ilvl="7" w:tplc="2C0A0003" w:tentative="1">
+      <w:start w:val="1"/>
+      <w:numFmt w:val="bullet"/>
+      <w:lvlText w:val="o"/>
+      <w:lvlJc w:val="left"/>
+      <w:pPr>
+        <w:ind w:left="6186" w:hanging="360"/>
+      </w:pPr>
+      <w:rPr>
+        <w:rFonts w:ascii="Courier New" w:hAnsi="Courier New" w:cs="Courier New" w:hint="default"/>
+      </w:rPr>
+    </w:lvl>
+    <w:lvl w:ilvl="8" w:tplc="2C0A0005" w:tentative="1">
+      <w:start w:val="1"/>
+      <w:numFmt w:val="bullet"/>
+      <w:lvlText w:val=""/>
+      <w:lvlJc w:val="left"/>
+      <w:pPr>
+        <w:ind w:left="6906" w:hanging="360"/>
+      </w:pPr>
+      <w:rPr>
+        <w:rFonts w:ascii="Wingdings" w:hAnsi="Wingdings" w:hint="default"/>
+      </w:rPr>
+    </w:lvl>
+  </w:abstractNum>
+  <w:abstractNum w:abstractNumId="10" w15:restartNumberingAfterBreak="0">
     <w:nsid w:val="538F63D4"/>
     <w:multiLevelType w:val="hybridMultilevel"/>
     <w:tmpl w:val="0B7C1766"/>
@@ -2610,7 +3130,120 @@
       </w:pPr>
     </w:lvl>
   </w:abstractNum>
-  <w:abstractNum w:abstractNumId="8" w15:restartNumberingAfterBreak="0">
+  <w:abstractNum w:abstractNumId="11" w15:restartNumberingAfterBreak="0">
+    <w:nsid w:val="680C679A"/>
+    <w:multiLevelType w:val="hybridMultilevel"/>
+    <w:tmpl w:val="96A60D4C"/>
+    <w:lvl w:ilvl="0" w:tplc="2C0A0001">
+      <w:start w:val="1"/>
+      <w:numFmt w:val="bullet"/>
+      <w:lvlText w:val=""/>
+      <w:lvlJc w:val="left"/>
+      <w:pPr>
+        <w:ind w:left="1146" w:hanging="360"/>
+      </w:pPr>
+      <w:rPr>
+        <w:rFonts w:ascii="Symbol" w:hAnsi="Symbol" w:hint="default"/>
+      </w:rPr>
+    </w:lvl>
+    <w:lvl w:ilvl="1" w:tplc="2C0A0003" w:tentative="1">
+      <w:start w:val="1"/>
+      <w:numFmt w:val="bullet"/>
+      <w:lvlText w:val="o"/>
+      <w:lvlJc w:val="left"/>
+      <w:pPr>
+        <w:ind w:left="1866" w:hanging="360"/>
+      </w:pPr>
+      <w:rPr>
+        <w:rFonts w:ascii="Courier New" w:hAnsi="Courier New" w:cs="Courier New" w:hint="default"/>
+      </w:rPr>
+    </w:lvl>
+    <w:lvl w:ilvl="2" w:tplc="2C0A0005" w:tentative="1">
+      <w:start w:val="1"/>
+      <w:numFmt w:val="bullet"/>
+      <w:lvlText w:val=""/>
+      <w:lvlJc w:val="left"/>
+      <w:pPr>
+        <w:ind w:left="2586" w:hanging="360"/>
+      </w:pPr>
+      <w:rPr>
+        <w:rFonts w:ascii="Wingdings" w:hAnsi="Wingdings" w:hint="default"/>
+      </w:rPr>
+    </w:lvl>
+    <w:lvl w:ilvl="3" w:tplc="2C0A0001" w:tentative="1">
+      <w:start w:val="1"/>
+      <w:numFmt w:val="bullet"/>
+      <w:lvlText w:val=""/>
+      <w:lvlJc w:val="left"/>
+      <w:pPr>
+        <w:ind w:left="3306" w:hanging="360"/>
+      </w:pPr>
+      <w:rPr>
+        <w:rFonts w:ascii="Symbol" w:hAnsi="Symbol" w:hint="default"/>
+      </w:rPr>
+    </w:lvl>
+    <w:lvl w:ilvl="4" w:tplc="2C0A0003" w:tentative="1">
+      <w:start w:val="1"/>
+      <w:numFmt w:val="bullet"/>
+      <w:lvlText w:val="o"/>
+      <w:lvlJc w:val="left"/>
+      <w:pPr>
+        <w:ind w:left="4026" w:hanging="360"/>
+      </w:pPr>
+      <w:rPr>
+        <w:rFonts w:ascii="Courier New" w:hAnsi="Courier New" w:cs="Courier New" w:hint="default"/>
+      </w:rPr>
+    </w:lvl>
+    <w:lvl w:ilvl="5" w:tplc="2C0A0005" w:tentative="1">
+      <w:start w:val="1"/>
+      <w:numFmt w:val="bullet"/>
+      <w:lvlText w:val=""/>
+      <w:lvlJc w:val="left"/>
+      <w:pPr>
+        <w:ind w:left="4746" w:hanging="360"/>
+      </w:pPr>
+      <w:rPr>
+        <w:rFonts w:ascii="Wingdings" w:hAnsi="Wingdings" w:hint="default"/>
+      </w:rPr>
+    </w:lvl>
+    <w:lvl w:ilvl="6" w:tplc="2C0A0001" w:tentative="1">
+      <w:start w:val="1"/>
+      <w:numFmt w:val="bullet"/>
+      <w:lvlText w:val=""/>
+      <w:lvlJc w:val="left"/>
+      <w:pPr>
+        <w:ind w:left="5466" w:hanging="360"/>
+      </w:pPr>
+      <w:rPr>
+        <w:rFonts w:ascii="Symbol" w:hAnsi="Symbol" w:hint="default"/>
+      </w:rPr>
+    </w:lvl>
+    <w:lvl w:ilvl="7" w:tplc="2C0A0003" w:tentative="1">
+      <w:start w:val="1"/>
+      <w:numFmt w:val="bullet"/>
+      <w:lvlText w:val="o"/>
+      <w:lvlJc w:val="left"/>
+      <w:pPr>
+        <w:ind w:left="6186" w:hanging="360"/>
+      </w:pPr>
+      <w:rPr>
+        <w:rFonts w:ascii="Courier New" w:hAnsi="Courier New" w:cs="Courier New" w:hint="default"/>
+      </w:rPr>
+    </w:lvl>
+    <w:lvl w:ilvl="8" w:tplc="2C0A0005" w:tentative="1">
+      <w:start w:val="1"/>
+      <w:numFmt w:val="bullet"/>
+      <w:lvlText w:val=""/>
+      <w:lvlJc w:val="left"/>
+      <w:pPr>
+        <w:ind w:left="6906" w:hanging="360"/>
+      </w:pPr>
+      <w:rPr>
+        <w:rFonts w:ascii="Wingdings" w:hAnsi="Wingdings" w:hint="default"/>
+      </w:rPr>
+    </w:lvl>
+  </w:abstractNum>
+  <w:abstractNum w:abstractNumId="12" w15:restartNumberingAfterBreak="0">
     <w:nsid w:val="6ABD1223"/>
     <w:multiLevelType w:val="hybridMultilevel"/>
     <w:tmpl w:val="386E3EE8"/>
@@ -2700,7 +3333,7 @@
       </w:pPr>
     </w:lvl>
   </w:abstractNum>
-  <w:abstractNum w:abstractNumId="9" w15:restartNumberingAfterBreak="0">
+  <w:abstractNum w:abstractNumId="13" w15:restartNumberingAfterBreak="0">
     <w:nsid w:val="71DB34CE"/>
     <w:multiLevelType w:val="hybridMultilevel"/>
     <w:tmpl w:val="4476B814"/>
@@ -2789,7 +3422,7 @@
       </w:pPr>
     </w:lvl>
   </w:abstractNum>
-  <w:abstractNum w:abstractNumId="10" w15:restartNumberingAfterBreak="0">
+  <w:abstractNum w:abstractNumId="14" w15:restartNumberingAfterBreak="0">
     <w:nsid w:val="726C5F17"/>
     <w:multiLevelType w:val="multilevel"/>
     <w:tmpl w:val="777E8912"/>
@@ -2906,10 +3539,10 @@
     <w:abstractNumId w:val="2"/>
   </w:num>
   <w:num w:numId="2" w16cid:durableId="525757859">
-    <w:abstractNumId w:val="7"/>
+    <w:abstractNumId w:val="10"/>
   </w:num>
   <w:num w:numId="3" w16cid:durableId="1621298644">
-    <w:abstractNumId w:val="10"/>
+    <w:abstractNumId w:val="14"/>
     <w:lvlOverride w:ilvl="0">
       <w:lvl w:ilvl="0">
         <w:numFmt w:val="decimal"/>
@@ -2922,25 +3555,37 @@
     <w:abstractNumId w:val="0"/>
   </w:num>
   <w:num w:numId="5" w16cid:durableId="546261544">
+    <w:abstractNumId w:val="6"/>
+  </w:num>
+  <w:num w:numId="6" w16cid:durableId="1302536334">
+    <w:abstractNumId w:val="4"/>
+  </w:num>
+  <w:num w:numId="7" w16cid:durableId="1246649557">
+    <w:abstractNumId w:val="7"/>
+  </w:num>
+  <w:num w:numId="8" w16cid:durableId="218051049">
     <w:abstractNumId w:val="5"/>
   </w:num>
-  <w:num w:numId="6" w16cid:durableId="1302536334">
-    <w:abstractNumId w:val="3"/>
-  </w:num>
-  <w:num w:numId="7" w16cid:durableId="1246649557">
-    <w:abstractNumId w:val="6"/>
-  </w:num>
-  <w:num w:numId="8" w16cid:durableId="218051049">
-    <w:abstractNumId w:val="4"/>
-  </w:num>
   <w:num w:numId="9" w16cid:durableId="1159076521">
-    <w:abstractNumId w:val="8"/>
+    <w:abstractNumId w:val="12"/>
   </w:num>
   <w:num w:numId="10" w16cid:durableId="1761565638">
     <w:abstractNumId w:val="1"/>
   </w:num>
   <w:num w:numId="11" w16cid:durableId="1200783342">
+    <w:abstractNumId w:val="13"/>
+  </w:num>
+  <w:num w:numId="12" w16cid:durableId="1594777928">
     <w:abstractNumId w:val="9"/>
+  </w:num>
+  <w:num w:numId="13" w16cid:durableId="1961566635">
+    <w:abstractNumId w:val="11"/>
+  </w:num>
+  <w:num w:numId="14" w16cid:durableId="2088068724">
+    <w:abstractNumId w:val="8"/>
+  </w:num>
+  <w:num w:numId="15" w16cid:durableId="1585261330">
+    <w:abstractNumId w:val="3"/>
   </w:num>
 </w:numbering>
 </file>
